--- a/06-学生侧材料/讲义/2026-06-23-芳香烃与卤代烃.docx
+++ b/06-学生侧材料/讲义/2026-06-23-芳香烃与卤代烃.docx
@@ -2,7 +2,7 @@
 <file path=word/document.xml><?xml version="1.0" encoding="utf-8"?>
 <w:document xmlns:w="http://schemas.openxmlformats.org/wordprocessingml/2006/main" xmlns:m="http://schemas.openxmlformats.org/officeDocument/2006/math" xmlns:r="http://schemas.openxmlformats.org/officeDocument/2006/relationships" xmlns:o="urn:schemas-microsoft-com:office:office" xmlns:v="urn:schemas-microsoft-com:vml" xmlns:w10="urn:schemas-microsoft-com:office:word" xmlns:a="http://schemas.openxmlformats.org/drawingml/2006/main" xmlns:pic="http://schemas.openxmlformats.org/drawingml/2006/picture" xmlns:wp="http://schemas.openxmlformats.org/drawingml/2006/wordprocessingDrawing">
   <w:body>
-    <w:bookmarkStart w:id="39" w:name="第四讲芳香烃与卤代烃"/>
+    <w:bookmarkStart w:id="45" w:name="第四讲芳香烃与卤代烃"/>
     <w:p>
       <w:pPr>
         <w:pStyle w:val="Heading1"/>
@@ -240,7 +240,7 @@
       </w:r>
     </w:p>
     <w:bookmarkEnd w:id="9"/>
-    <w:bookmarkStart w:id="21" w:name="一核心概念"/>
+    <w:bookmarkStart w:id="27" w:name="一核心概念"/>
     <w:p>
       <w:pPr>
         <w:pStyle w:val="Heading2"/>
@@ -252,7 +252,7 @@
         <w:t xml:space="preserve">一、核心概念</w:t>
       </w:r>
     </w:p>
-    <w:bookmarkStart w:id="14" w:name="芳香烃"/>
+    <w:bookmarkStart w:id="20" w:name="芳香烃"/>
     <w:p>
       <w:pPr>
         <w:pStyle w:val="Heading3"/>
@@ -267,7 +267,7 @@
         <w:t xml:space="preserve">芳香烃</w:t>
       </w:r>
     </w:p>
-    <w:bookmarkStart w:id="10" w:name="苯的结构与芳香性"/>
+    <w:bookmarkStart w:id="13" w:name="苯的结构与芳香性"/>
     <w:p>
       <w:pPr>
         <w:pStyle w:val="Heading4"/>
@@ -285,6 +285,295 @@
     <w:p>
       <w:pPr>
         <w:pStyle w:val="FirstParagraph"/>
+        <w:jc w:val="center"/>
+      </w:pPr>
+      <w:r>
+        <w:rPr>
+          <w:b w:val="0"/>
+          <w:i w:val="0"/>
+          <w:sz w:val="21"/>
+        </w:rPr>
+        <w:drawing>
+          <wp:inline>
+            <wp:extent cx="3657600" cy="742950"/>
+            <wp:effectExtent b="0" l="0" r="0" t="0"/>
+            <wp:docPr descr="苯的 π 电子离域结构" title="" id="11" name="Picture"/>
+            <a:graphic>
+              <a:graphicData uri="http://schemas.openxmlformats.org/drawingml/2006/picture">
+                <pic:pic>
+                  <pic:nvPicPr>
+                    <pic:cNvPr descr="media/benzene-delocalization.svg" id="12" name="Picture"/>
+                    <pic:cNvPicPr>
+                      <a:picLocks noChangeArrowheads="1" noChangeAspect="1"/>
+                    </pic:cNvPicPr>
+                  </pic:nvPicPr>
+                  <pic:blipFill>
+                    <a:blip>
+                      <a:extLst>
+                        <a:ext uri="{28A0092B-C50C-407E-A947-70E740481C1C}">
+                          <a14:useLocalDpi xmlns:a14="http://schemas.microsoft.com/office/drawing/2010/main" val="0"/>
+                        </a:ext>
+                        <a:ext uri="{96DAC541-7B7A-43D3-8B79-37D633B846F1}">
+                          <asvg:svgBlip xmlns:asvg="http://schemas.microsoft.com/office/drawing/2016/SVG/main" r:embed="rId10"/>
+                        </a:ext>
+                      </a:extLst>
+                    </a:blip>
+                    <a:stretch>
+                      <a:fillRect/>
+                    </a:stretch>
+                  </pic:blipFill>
+                  <pic:spPr bwMode="auto">
+                    <a:xfrm>
+                      <a:off x="0" y="0"/>
+                      <a:ext cx="3657600" cy="742950"/>
+                    </a:xfrm>
+                    <a:prstGeom prst="rect">
+                      <a:avLst/>
+                    </a:prstGeom>
+                    <a:noFill/>
+                    <a:ln w="9525">
+                      <a:noFill/>
+                      <a:headEnd/>
+                      <a:tailEnd/>
+                    </a:ln>
+                  </pic:spPr>
+                </pic:pic>
+              </a:graphicData>
+            </a:graphic>
+          </wp:inline>
+        </w:drawing>
+      </w:r>
+      <w:r>
+        <w:rPr>
+          <w:b w:val="0"/>
+          <w:i w:val="0"/>
+          <w:sz w:val="21"/>
+        </w:rPr>
+        <w:t xml:space="preserve"> </w:t>
+      </w:r>
+      <w:r>
+        <w:rPr>
+          <w:rFonts w:hint="eastAsia" w:eastAsia="FangSong" w:ascii="Times New Roman" w:hAnsi="Times New Roman"/>
+          <w:b w:val="0"/>
+          <w:i w:val="0"/>
+          <w:iCs/>
+          <w:sz w:val="21"/>
+        </w:rPr>
+        <w:t xml:space="preserve">图</w:t>
+      </w:r>
+      <w:r>
+        <w:rPr>
+          <w:b w:val="0"/>
+          <w:i w:val="0"/>
+          <w:iCs/>
+          <w:sz w:val="21"/>
+        </w:rPr>
+        <w:t xml:space="preserve"> </w:t>
+      </w:r>
+      <w:r>
+        <w:rPr>
+          <w:rFonts w:hint="eastAsia" w:eastAsia="FangSong" w:ascii="Times New Roman" w:hAnsi="Times New Roman"/>
+          <w:b w:val="0"/>
+          <w:i w:val="0"/>
+          <w:iCs/>
+          <w:sz w:val="21"/>
+        </w:rPr>
+        <w:t xml:space="preserve">苯的</w:t>
+      </w:r>
+      <w:r>
+        <w:rPr>
+          <w:b w:val="0"/>
+          <w:i w:val="0"/>
+          <w:iCs/>
+          <w:sz w:val="21"/>
+        </w:rPr>
+        <w:t xml:space="preserve"> π </w:t>
+      </w:r>
+      <w:r>
+        <w:rPr>
+          <w:rFonts w:hint="eastAsia" w:eastAsia="FangSong" w:ascii="Times New Roman" w:hAnsi="Times New Roman"/>
+          <w:b w:val="0"/>
+          <w:i w:val="0"/>
+          <w:iCs/>
+          <w:sz w:val="21"/>
+        </w:rPr>
+        <w:t xml:space="preserve">电子离域。苯分子中</w:t>
+      </w:r>
+      <w:r>
+        <w:rPr>
+          <w:b w:val="0"/>
+          <w:i w:val="0"/>
+          <w:iCs/>
+          <w:sz w:val="21"/>
+        </w:rPr>
+        <w:t xml:space="preserve"> 6 </w:t>
+      </w:r>
+      <w:r>
+        <w:rPr>
+          <w:rFonts w:hint="eastAsia" w:eastAsia="FangSong" w:ascii="Times New Roman" w:hAnsi="Times New Roman"/>
+          <w:b w:val="0"/>
+          <w:i w:val="0"/>
+          <w:iCs/>
+          <w:sz w:val="21"/>
+        </w:rPr>
+        <w:t xml:space="preserve">个</w:t>
+      </w:r>
+      <w:r>
+        <w:rPr>
+          <w:b w:val="0"/>
+          <w:i w:val="0"/>
+          <w:iCs/>
+          <w:sz w:val="21"/>
+        </w:rPr>
+        <w:t xml:space="preserve"> C </w:t>
+      </w:r>
+      <w:r>
+        <w:rPr>
+          <w:rFonts w:hint="eastAsia" w:eastAsia="FangSong" w:ascii="Times New Roman" w:hAnsi="Times New Roman"/>
+          <w:b w:val="0"/>
+          <w:i w:val="0"/>
+          <w:iCs/>
+          <w:sz w:val="21"/>
+        </w:rPr>
+        <w:t xml:space="preserve">均为</w:t>
+      </w:r>
+      <w:r>
+        <w:rPr>
+          <w:b w:val="0"/>
+          <w:i w:val="0"/>
+          <w:iCs/>
+          <w:sz w:val="21"/>
+        </w:rPr>
+        <w:t xml:space="preserve"> sp² </w:t>
+      </w:r>
+      <w:r>
+        <w:rPr>
+          <w:rFonts w:hint="eastAsia" w:eastAsia="FangSong" w:ascii="Times New Roman" w:hAnsi="Times New Roman"/>
+          <w:b w:val="0"/>
+          <w:i w:val="0"/>
+          <w:iCs/>
+          <w:sz w:val="21"/>
+        </w:rPr>
+        <w:t xml:space="preserve">杂化，6</w:t>
+      </w:r>
+      <w:r>
+        <w:rPr>
+          <w:b w:val="0"/>
+          <w:i w:val="0"/>
+          <w:iCs/>
+          <w:sz w:val="21"/>
+        </w:rPr>
+        <w:t xml:space="preserve"> </w:t>
+      </w:r>
+      <w:r>
+        <w:rPr>
+          <w:rFonts w:hint="eastAsia" w:eastAsia="FangSong" w:ascii="Times New Roman" w:hAnsi="Times New Roman"/>
+          <w:b w:val="0"/>
+          <w:i w:val="0"/>
+          <w:iCs/>
+          <w:sz w:val="21"/>
+        </w:rPr>
+        <w:t xml:space="preserve">个</w:t>
+      </w:r>
+      <w:r>
+        <w:rPr>
+          <w:b w:val="0"/>
+          <w:i w:val="0"/>
+          <w:iCs/>
+          <w:sz w:val="21"/>
+        </w:rPr>
+        <w:t xml:space="preserve"> p </w:t>
+      </w:r>
+      <w:r>
+        <w:rPr>
+          <w:rFonts w:hint="eastAsia" w:eastAsia="FangSong" w:ascii="Times New Roman" w:hAnsi="Times New Roman"/>
+          <w:b w:val="0"/>
+          <w:i w:val="0"/>
+          <w:iCs/>
+          <w:sz w:val="21"/>
+        </w:rPr>
+        <w:t xml:space="preserve">轨道相互平行并重叠，形成离域</w:t>
+      </w:r>
+      <w:r>
+        <w:rPr>
+          <w:b w:val="0"/>
+          <w:i w:val="0"/>
+          <w:iCs/>
+          <w:sz w:val="21"/>
+        </w:rPr>
+        <w:t xml:space="preserve"> π </w:t>
+      </w:r>
+      <w:r>
+        <w:rPr>
+          <w:rFonts w:hint="eastAsia" w:eastAsia="FangSong" w:ascii="Times New Roman" w:hAnsi="Times New Roman"/>
+          <w:b w:val="0"/>
+          <w:i w:val="0"/>
+          <w:iCs/>
+          <w:sz w:val="21"/>
+        </w:rPr>
+        <w:t xml:space="preserve">键。C-C</w:t>
+      </w:r>
+      <w:r>
+        <w:rPr>
+          <w:b w:val="0"/>
+          <w:i w:val="0"/>
+          <w:iCs/>
+          <w:sz w:val="21"/>
+        </w:rPr>
+        <w:t xml:space="preserve"> </w:t>
+      </w:r>
+      <w:r>
+        <w:rPr>
+          <w:rFonts w:hint="eastAsia" w:eastAsia="FangSong" w:ascii="Times New Roman" w:hAnsi="Times New Roman"/>
+          <w:b w:val="0"/>
+          <w:i w:val="0"/>
+          <w:iCs/>
+          <w:sz w:val="21"/>
+        </w:rPr>
+        <w:t xml:space="preserve">键长均为</w:t>
+      </w:r>
+      <w:r>
+        <w:rPr>
+          <w:b w:val="0"/>
+          <w:i w:val="0"/>
+          <w:iCs/>
+          <w:sz w:val="21"/>
+        </w:rPr>
+        <w:t xml:space="preserve"> 140 </w:t>
+      </w:r>
+      <w:r>
+        <w:rPr>
+          <w:rFonts w:hint="eastAsia" w:eastAsia="FangSong" w:ascii="Times New Roman" w:hAnsi="Times New Roman"/>
+          <w:b w:val="0"/>
+          <w:i w:val="0"/>
+          <w:iCs/>
+          <w:sz w:val="21"/>
+        </w:rPr>
+        <w:t xml:space="preserve">pm，介于单键与双键之间（Wikimedia</w:t>
+      </w:r>
+      <w:r>
+        <w:rPr>
+          <w:b w:val="0"/>
+          <w:i w:val="0"/>
+          <w:iCs/>
+          <w:sz w:val="21"/>
+        </w:rPr>
+        <w:t xml:space="preserve"> </w:t>
+      </w:r>
+      <w:r>
+        <w:rPr>
+          <w:rFonts w:hint="eastAsia" w:eastAsia="FangSong" w:ascii="Times New Roman" w:hAnsi="Times New Roman"/>
+          <w:b w:val="0"/>
+          <w:i w:val="0"/>
+          <w:iCs/>
+          <w:sz w:val="21"/>
+        </w:rPr>
+        <w:t xml:space="preserve">Commons）</w:t>
+      </w:r>
+    </w:p>
+    <w:p>
+      <w:pPr>
+        <w:pStyle w:val="BodyText"/>
       </w:pPr>
       <w:r>
         <w:rPr>
@@ -456,7 +745,7 @@
           <w:p>
             <w:pPr>
               <w:pStyle w:val="Compact"/>
-              <w:jc w:val="left"/>
+              <w:jc w:val="center"/>
             </w:pPr>
             <w:r>
               <w:rPr>
@@ -504,7 +793,7 @@
           <w:p>
             <w:pPr>
               <w:pStyle w:val="Compact"/>
-              <w:jc w:val="left"/>
+              <w:jc w:val="center"/>
             </w:pPr>
             <w:r>
               <w:rPr>
@@ -551,7 +840,7 @@
           <w:p>
             <w:pPr>
               <w:pStyle w:val="Compact"/>
-              <w:jc w:val="left"/>
+              <w:jc w:val="center"/>
             </w:pPr>
             <w:r>
               <w:rPr>
@@ -598,7 +887,7 @@
           <w:p>
             <w:pPr>
               <w:pStyle w:val="Compact"/>
-              <w:jc w:val="left"/>
+              <w:jc w:val="center"/>
             </w:pPr>
             <w:r>
               <w:rPr>
@@ -615,12 +904,6 @@
         <w:pStyle w:val="BlockText"/>
       </w:pPr>
       <w:r>
-        <w:t xml:space="preserve">💡</w:t>
-      </w:r>
-      <w:r>
-        <w:t xml:space="preserve"> </w:t>
-      </w:r>
-      <w:r>
         <w:rPr>
           <w:rFonts w:hint="eastAsia" w:eastAsia="SimSun" w:ascii="Times New Roman" w:hAnsi="Times New Roman"/>
           <w:b/>
@@ -635,8 +918,8 @@
         <w:t xml:space="preserve">：环戊二烯负离子(6e⁻，芳香性→酸性比环戊二烯强得多)、环庚三烯正离子(6e⁻，芳香性即卓鎓离子)、薁(偶氮省——5+7稠合，5元环6e⁻含负电荷,7元环6e⁻含正电荷,整体极性分子有~4.5D偶极矩)。</w:t>
       </w:r>
     </w:p>
-    <w:bookmarkEnd w:id="10"/>
-    <w:bookmarkStart w:id="11" w:name="芳香亲电取代arse机理"/>
+    <w:bookmarkEnd w:id="13"/>
+    <w:bookmarkStart w:id="17" w:name="芳香亲电取代arse机理"/>
     <w:p>
       <w:pPr>
         <w:pStyle w:val="Heading4"/>
@@ -654,6 +937,172 @@
     <w:p>
       <w:pPr>
         <w:pStyle w:val="FirstParagraph"/>
+        <w:jc w:val="center"/>
+      </w:pPr>
+      <w:r>
+        <w:rPr>
+          <w:b w:val="0"/>
+          <w:i w:val="0"/>
+          <w:sz w:val="21"/>
+        </w:rPr>
+        <w:drawing>
+          <wp:inline>
+            <wp:extent cx="5334000" cy="3413760"/>
+            <wp:effectExtent b="0" l="0" r="0" t="0"/>
+            <wp:docPr descr="芳香亲电取代机理——以苯的硝化为例" title="" id="15" name="Picture"/>
+            <a:graphic>
+              <a:graphicData uri="http://schemas.openxmlformats.org/drawingml/2006/picture">
+                <pic:pic>
+                  <pic:nvPicPr>
+                    <pic:cNvPr descr="media/eas-mechanism.png" id="16" name="Picture"/>
+                    <pic:cNvPicPr>
+                      <a:picLocks noChangeArrowheads="1" noChangeAspect="1"/>
+                    </pic:cNvPicPr>
+                  </pic:nvPicPr>
+                  <pic:blipFill>
+                    <a:blip r:embed="rId14"/>
+                    <a:stretch>
+                      <a:fillRect/>
+                    </a:stretch>
+                  </pic:blipFill>
+                  <pic:spPr bwMode="auto">
+                    <a:xfrm>
+                      <a:off x="0" y="0"/>
+                      <a:ext cx="5334000" cy="3413760"/>
+                    </a:xfrm>
+                    <a:prstGeom prst="rect">
+                      <a:avLst/>
+                    </a:prstGeom>
+                    <a:noFill/>
+                    <a:ln w="9525">
+                      <a:noFill/>
+                      <a:headEnd/>
+                      <a:tailEnd/>
+                    </a:ln>
+                  </pic:spPr>
+                </pic:pic>
+              </a:graphicData>
+            </a:graphic>
+          </wp:inline>
+        </w:drawing>
+      </w:r>
+      <w:r>
+        <w:rPr>
+          <w:b w:val="0"/>
+          <w:i w:val="0"/>
+          <w:sz w:val="21"/>
+        </w:rPr>
+        <w:t xml:space="preserve"> </w:t>
+      </w:r>
+      <w:r>
+        <w:rPr>
+          <w:rFonts w:hint="eastAsia" w:eastAsia="FangSong" w:ascii="Times New Roman" w:hAnsi="Times New Roman"/>
+          <w:b w:val="0"/>
+          <w:i w:val="0"/>
+          <w:iCs/>
+          <w:sz w:val="21"/>
+        </w:rPr>
+        <w:t xml:space="preserve">图</w:t>
+      </w:r>
+      <w:r>
+        <w:rPr>
+          <w:b w:val="0"/>
+          <w:i w:val="0"/>
+          <w:iCs/>
+          <w:sz w:val="21"/>
+        </w:rPr>
+        <w:t xml:space="preserve"> </w:t>
+      </w:r>
+      <w:r>
+        <w:rPr>
+          <w:rFonts w:hint="eastAsia" w:eastAsia="FangSong" w:ascii="Times New Roman" w:hAnsi="Times New Roman"/>
+          <w:b w:val="0"/>
+          <w:i w:val="0"/>
+          <w:iCs/>
+          <w:sz w:val="21"/>
+        </w:rPr>
+        <w:t xml:space="preserve">芳香亲电取代(ArSE)的双步机理：首先亲电试剂(E⁺)进攻苯环形成</w:t>
+      </w:r>
+      <w:r>
+        <w:rPr>
+          <w:b w:val="0"/>
+          <w:i w:val="0"/>
+          <w:iCs/>
+          <w:sz w:val="21"/>
+        </w:rPr>
+        <w:t xml:space="preserve"> </w:t>
+      </w:r>
+      <w:r>
+        <w:rPr>
+          <w:rFonts w:hint="eastAsia" w:eastAsia="FangSong" w:ascii="Times New Roman" w:hAnsi="Times New Roman"/>
+          <w:b w:val="0"/>
+          <w:i w:val="0"/>
+          <w:iCs/>
+          <w:sz w:val="21"/>
+        </w:rPr>
+        <w:t xml:space="preserve">σ-络合物（Wheland</w:t>
+      </w:r>
+      <w:r>
+        <w:rPr>
+          <w:b w:val="0"/>
+          <w:i w:val="0"/>
+          <w:iCs/>
+          <w:sz w:val="21"/>
+        </w:rPr>
+        <w:t xml:space="preserve"> </w:t>
+      </w:r>
+      <w:r>
+        <w:rPr>
+          <w:rFonts w:hint="eastAsia" w:eastAsia="FangSong" w:ascii="Times New Roman" w:hAnsi="Times New Roman"/>
+          <w:b w:val="0"/>
+          <w:i w:val="0"/>
+          <w:iCs/>
+          <w:sz w:val="21"/>
+        </w:rPr>
+        <w:t xml:space="preserve">中间体，失去芳香性），然后碱夺去</w:t>
+      </w:r>
+      <w:r>
+        <w:rPr>
+          <w:b w:val="0"/>
+          <w:i w:val="0"/>
+          <w:iCs/>
+          <w:sz w:val="21"/>
+        </w:rPr>
+        <w:t xml:space="preserve"> H⁺ </w:t>
+      </w:r>
+      <w:r>
+        <w:rPr>
+          <w:rFonts w:hint="eastAsia" w:eastAsia="FangSong" w:ascii="Times New Roman" w:hAnsi="Times New Roman"/>
+          <w:b w:val="0"/>
+          <w:i w:val="0"/>
+          <w:iCs/>
+          <w:sz w:val="21"/>
+        </w:rPr>
+        <w:t xml:space="preserve">恢复芳香性（Wikimedia</w:t>
+      </w:r>
+      <w:r>
+        <w:rPr>
+          <w:b w:val="0"/>
+          <w:i w:val="0"/>
+          <w:iCs/>
+          <w:sz w:val="21"/>
+        </w:rPr>
+        <w:t xml:space="preserve"> </w:t>
+      </w:r>
+      <w:r>
+        <w:rPr>
+          <w:rFonts w:hint="eastAsia" w:eastAsia="FangSong" w:ascii="Times New Roman" w:hAnsi="Times New Roman"/>
+          <w:b w:val="0"/>
+          <w:i w:val="0"/>
+          <w:iCs/>
+          <w:sz w:val="21"/>
+        </w:rPr>
+        <w:t xml:space="preserve">Commons）</w:t>
+      </w:r>
+    </w:p>
+    <w:p>
+      <w:pPr>
+        <w:pStyle w:val="BodyText"/>
       </w:pPr>
       <w:r>
         <w:rPr>
@@ -780,7 +1229,7 @@
           <w:p>
             <w:pPr>
               <w:pStyle w:val="Compact"/>
-              <w:jc w:val="left"/>
+              <w:jc w:val="center"/>
             </w:pPr>
             <w:r>
               <w:rPr>
@@ -796,7 +1245,7 @@
           <w:p>
             <w:pPr>
               <w:pStyle w:val="Compact"/>
-              <w:jc w:val="left"/>
+              <w:jc w:val="center"/>
             </w:pPr>
             <w:r>
               <w:rPr>
@@ -812,7 +1261,7 @@
           <w:p>
             <w:pPr>
               <w:pStyle w:val="Compact"/>
-              <w:jc w:val="left"/>
+              <w:jc w:val="center"/>
             </w:pPr>
             <w:r>
               <w:rPr>
@@ -846,7 +1295,7 @@
           <w:p>
             <w:pPr>
               <w:pStyle w:val="Compact"/>
-              <w:jc w:val="left"/>
+              <w:jc w:val="center"/>
             </w:pPr>
             <w:r>
               <w:rPr>
@@ -861,7 +1310,7 @@
           <w:p>
             <w:pPr>
               <w:pStyle w:val="Compact"/>
-              <w:jc w:val="left"/>
+              <w:jc w:val="center"/>
             </w:pPr>
             <w:r>
               <w:rPr>
@@ -876,7 +1325,7 @@
           <w:p>
             <w:pPr>
               <w:pStyle w:val="Compact"/>
-              <w:jc w:val="left"/>
+              <w:jc w:val="center"/>
             </w:pPr>
             <w:r>
               <w:rPr>
@@ -908,7 +1357,7 @@
           <w:p>
             <w:pPr>
               <w:pStyle w:val="Compact"/>
-              <w:jc w:val="left"/>
+              <w:jc w:val="center"/>
             </w:pPr>
             <w:r>
               <w:rPr>
@@ -923,7 +1372,7 @@
           <w:p>
             <w:pPr>
               <w:pStyle w:val="Compact"/>
-              <w:jc w:val="left"/>
+              <w:jc w:val="center"/>
             </w:pPr>
             <w:r>
               <w:rPr>
@@ -962,7 +1411,7 @@
           <w:p>
             <w:pPr>
               <w:pStyle w:val="Compact"/>
-              <w:jc w:val="left"/>
+              <w:jc w:val="center"/>
             </w:pPr>
             <w:r>
               <w:rPr>
@@ -1002,7 +1451,7 @@
           <w:p>
             <w:pPr>
               <w:pStyle w:val="Compact"/>
-              <w:jc w:val="left"/>
+              <w:jc w:val="center"/>
             </w:pPr>
             <w:r>
               <w:rPr>
@@ -1017,7 +1466,7 @@
           <w:p>
             <w:pPr>
               <w:pStyle w:val="Compact"/>
-              <w:jc w:val="left"/>
+              <w:jc w:val="center"/>
             </w:pPr>
             <w:r>
               <w:rPr>
@@ -1032,7 +1481,7 @@
           <w:p>
             <w:pPr>
               <w:pStyle w:val="Compact"/>
-              <w:jc w:val="left"/>
+              <w:jc w:val="center"/>
             </w:pPr>
             <w:r>
               <w:rPr>
@@ -1064,7 +1513,7 @@
           <w:p>
             <w:pPr>
               <w:pStyle w:val="Compact"/>
-              <w:jc w:val="left"/>
+              <w:jc w:val="center"/>
             </w:pPr>
             <w:r>
               <w:rPr>
@@ -1079,7 +1528,7 @@
           <w:p>
             <w:pPr>
               <w:pStyle w:val="Compact"/>
-              <w:jc w:val="left"/>
+              <w:jc w:val="center"/>
             </w:pPr>
             <w:r>
               <w:rPr>
@@ -1094,7 +1543,7 @@
           <w:p>
             <w:pPr>
               <w:pStyle w:val="Compact"/>
-              <w:jc w:val="left"/>
+              <w:jc w:val="center"/>
             </w:pPr>
             <w:r>
               <w:rPr>
@@ -1134,7 +1583,7 @@
           <w:p>
             <w:pPr>
               <w:pStyle w:val="Compact"/>
-              <w:jc w:val="left"/>
+              <w:jc w:val="center"/>
             </w:pPr>
             <w:r>
               <w:rPr>
@@ -1149,7 +1598,7 @@
           <w:p>
             <w:pPr>
               <w:pStyle w:val="Compact"/>
-              <w:jc w:val="left"/>
+              <w:jc w:val="center"/>
             </w:pPr>
             <w:r>
               <w:rPr>
@@ -1164,7 +1613,7 @@
           <w:p>
             <w:pPr>
               <w:pStyle w:val="Compact"/>
-              <w:jc w:val="left"/>
+              <w:jc w:val="center"/>
             </w:pPr>
             <w:r>
               <w:rPr>
@@ -1196,12 +1645,6 @@
         <w:pStyle w:val="BlockText"/>
       </w:pPr>
       <w:r>
-        <w:t xml:space="preserve">⚠️</w:t>
-      </w:r>
-      <w:r>
-        <w:t xml:space="preserve"> </w:t>
-      </w:r>
-      <w:r>
         <w:rPr>
           <w:rFonts w:hint="eastAsia" w:eastAsia="SimSun" w:ascii="Times New Roman" w:hAnsi="Times New Roman"/>
           <w:b/>
@@ -1248,8 +1691,8 @@
         <w:t xml:space="preserve">（通过酰基正离子，不会重排）。</w:t>
       </w:r>
     </w:p>
-    <w:bookmarkEnd w:id="11"/>
-    <w:bookmarkStart w:id="12" w:name="定位效应"/>
+    <w:bookmarkEnd w:id="17"/>
+    <w:bookmarkStart w:id="18" w:name="定位效应"/>
     <w:p>
       <w:pPr>
         <w:pStyle w:val="Heading4"/>
@@ -1305,7 +1748,7 @@
           <w:p>
             <w:pPr>
               <w:pStyle w:val="Compact"/>
-              <w:jc w:val="left"/>
+              <w:jc w:val="center"/>
             </w:pPr>
             <w:r>
               <w:rPr>
@@ -1337,7 +1780,7 @@
           <w:p>
             <w:pPr>
               <w:pStyle w:val="Compact"/>
-              <w:jc w:val="left"/>
+              <w:jc w:val="center"/>
             </w:pPr>
             <w:r>
               <w:rPr>
@@ -1353,7 +1796,7 @@
           <w:p>
             <w:pPr>
               <w:pStyle w:val="Compact"/>
-              <w:jc w:val="left"/>
+              <w:jc w:val="center"/>
             </w:pPr>
             <w:r>
               <w:rPr>
@@ -1371,7 +1814,7 @@
           <w:p>
             <w:pPr>
               <w:pStyle w:val="Compact"/>
-              <w:jc w:val="left"/>
+              <w:jc w:val="center"/>
             </w:pPr>
             <w:r>
               <w:rPr>
@@ -1403,7 +1846,7 @@
           <w:p>
             <w:pPr>
               <w:pStyle w:val="Compact"/>
-              <w:jc w:val="left"/>
+              <w:jc w:val="center"/>
             </w:pPr>
             <w:r>
               <w:rPr>
@@ -1418,7 +1861,7 @@
           <w:p>
             <w:pPr>
               <w:pStyle w:val="Compact"/>
-              <w:jc w:val="left"/>
+              <w:jc w:val="center"/>
             </w:pPr>
             <w:r>
               <w:rPr>
@@ -1441,7 +1884,7 @@
           <w:p>
             <w:pPr>
               <w:pStyle w:val="Compact"/>
-              <w:jc w:val="left"/>
+              <w:jc w:val="center"/>
             </w:pPr>
             <w:r>
               <w:rPr>
@@ -1473,7 +1916,7 @@
           <w:p>
             <w:pPr>
               <w:pStyle w:val="Compact"/>
-              <w:jc w:val="left"/>
+              <w:jc w:val="center"/>
             </w:pPr>
             <w:r>
               <w:rPr>
@@ -1488,7 +1931,7 @@
           <w:p>
             <w:pPr>
               <w:pStyle w:val="Compact"/>
-              <w:jc w:val="left"/>
+              <w:jc w:val="center"/>
             </w:pPr>
             <w:r>
               <w:rPr>
@@ -1505,7 +1948,7 @@
           <w:p>
             <w:pPr>
               <w:pStyle w:val="Compact"/>
-              <w:jc w:val="left"/>
+              <w:jc w:val="center"/>
             </w:pPr>
             <w:r>
               <w:rPr>
@@ -1537,7 +1980,7 @@
           <w:p>
             <w:pPr>
               <w:pStyle w:val="Compact"/>
-              <w:jc w:val="left"/>
+              <w:jc w:val="center"/>
             </w:pPr>
             <w:r>
               <w:rPr>
@@ -1552,7 +1995,7 @@
           <w:p>
             <w:pPr>
               <w:pStyle w:val="Compact"/>
-              <w:jc w:val="left"/>
+              <w:jc w:val="center"/>
             </w:pPr>
             <w:r>
               <w:rPr>
@@ -1569,12 +2012,6 @@
         <w:pStyle w:val="BlockText"/>
       </w:pPr>
       <w:r>
-        <w:t xml:space="preserve">⚠️</w:t>
-      </w:r>
-      <w:r>
-        <w:t xml:space="preserve"> </w:t>
-      </w:r>
-      <w:r>
         <w:rPr>
           <w:rFonts w:hint="eastAsia" w:eastAsia="SimSun" w:ascii="Times New Roman" w:hAnsi="Times New Roman"/>
           <w:b/>
@@ -1675,8 +2112,8 @@
         <w:t xml:space="preserve">两个基团定位相同但位阻不同→优先选择空间位阻小的位置</w:t>
       </w:r>
     </w:p>
-    <w:bookmarkEnd w:id="12"/>
-    <w:bookmarkStart w:id="13" w:name="多环芳香烃与稠环芳烃"/>
+    <w:bookmarkEnd w:id="18"/>
+    <w:bookmarkStart w:id="19" w:name="多环芳香烃与稠环芳烃"/>
     <w:p>
       <w:pPr>
         <w:pStyle w:val="Heading4"/>
@@ -1711,7 +2148,7 @@
           <w:p>
             <w:pPr>
               <w:pStyle w:val="Compact"/>
-              <w:jc w:val="left"/>
+              <w:jc w:val="center"/>
             </w:pPr>
             <w:r>
               <w:rPr>
@@ -1727,7 +2164,7 @@
           <w:p>
             <w:pPr>
               <w:pStyle w:val="Compact"/>
-              <w:jc w:val="left"/>
+              <w:jc w:val="center"/>
             </w:pPr>
             <w:r>
               <w:rPr>
@@ -1743,7 +2180,7 @@
           <w:p>
             <w:pPr>
               <w:pStyle w:val="Compact"/>
-              <w:jc w:val="left"/>
+              <w:jc w:val="center"/>
             </w:pPr>
             <w:r>
               <w:rPr>
@@ -1761,7 +2198,7 @@
           <w:p>
             <w:pPr>
               <w:pStyle w:val="Compact"/>
-              <w:jc w:val="left"/>
+              <w:jc w:val="center"/>
             </w:pPr>
             <w:r>
               <w:rPr>
@@ -1776,7 +2213,7 @@
           <w:p>
             <w:pPr>
               <w:pStyle w:val="Compact"/>
-              <w:jc w:val="left"/>
+              <w:jc w:val="center"/>
             </w:pPr>
             <w:r>
               <w:rPr>
@@ -1791,7 +2228,7 @@
           <w:p>
             <w:pPr>
               <w:pStyle w:val="Compact"/>
-              <w:jc w:val="left"/>
+              <w:jc w:val="center"/>
             </w:pPr>
             <w:r>
               <w:rPr>
@@ -1808,7 +2245,7 @@
           <w:p>
             <w:pPr>
               <w:pStyle w:val="Compact"/>
-              <w:jc w:val="left"/>
+              <w:jc w:val="center"/>
             </w:pPr>
             <w:r>
               <w:rPr>
@@ -1823,7 +2260,7 @@
           <w:p>
             <w:pPr>
               <w:pStyle w:val="Compact"/>
-              <w:jc w:val="left"/>
+              <w:jc w:val="center"/>
             </w:pPr>
             <w:r>
               <w:rPr>
@@ -1838,7 +2275,7 @@
           <w:p>
             <w:pPr>
               <w:pStyle w:val="Compact"/>
-              <w:jc w:val="left"/>
+              <w:jc w:val="center"/>
             </w:pPr>
             <w:r>
               <w:rPr>
@@ -1855,7 +2292,7 @@
           <w:p>
             <w:pPr>
               <w:pStyle w:val="Compact"/>
-              <w:jc w:val="left"/>
+              <w:jc w:val="center"/>
             </w:pPr>
             <w:r>
               <w:rPr>
@@ -1870,7 +2307,7 @@
           <w:p>
             <w:pPr>
               <w:pStyle w:val="Compact"/>
-              <w:jc w:val="left"/>
+              <w:jc w:val="center"/>
             </w:pPr>
             <w:r>
               <w:rPr>
@@ -1885,7 +2322,7 @@
           <w:p>
             <w:pPr>
               <w:pStyle w:val="Compact"/>
-              <w:jc w:val="left"/>
+              <w:jc w:val="center"/>
             </w:pPr>
             <w:r>
               <w:rPr>
@@ -1901,12 +2338,6 @@
       <w:pPr>
         <w:pStyle w:val="BlockText"/>
       </w:pPr>
-      <w:r>
-        <w:t xml:space="preserve">💡</w:t>
-      </w:r>
-      <w:r>
-        <w:t xml:space="preserve"> </w:t>
-      </w:r>
       <w:r>
         <w:rPr>
           <w:rFonts w:hint="eastAsia" w:eastAsia="SimSun" w:ascii="Times New Roman" w:hAnsi="Times New Roman"/>
@@ -1929,9 +2360,9 @@
         </w:pict>
       </w:r>
     </w:p>
-    <w:bookmarkEnd w:id="13"/>
-    <w:bookmarkEnd w:id="14"/>
-    <w:bookmarkStart w:id="20" w:name="卤代烃"/>
+    <w:bookmarkEnd w:id="19"/>
+    <w:bookmarkEnd w:id="20"/>
+    <w:bookmarkStart w:id="26" w:name="卤代烃"/>
     <w:p>
       <w:pPr>
         <w:pStyle w:val="Heading3"/>
@@ -1946,7 +2377,7 @@
         <w:t xml:space="preserve">卤代烃</w:t>
       </w:r>
     </w:p>
-    <w:bookmarkStart w:id="15" w:name="分类与结构"/>
+    <w:bookmarkStart w:id="21" w:name="分类与结构"/>
     <w:p>
       <w:pPr>
         <w:pStyle w:val="Heading4"/>
@@ -2067,7 +2498,7 @@
           <w:p>
             <w:pPr>
               <w:pStyle w:val="Compact"/>
-              <w:jc w:val="left"/>
+              <w:jc w:val="center"/>
             </w:pPr>
             <w:r>
               <w:rPr>
@@ -2145,7 +2576,7 @@
           <w:p>
             <w:pPr>
               <w:pStyle w:val="Compact"/>
-              <w:jc w:val="left"/>
+              <w:jc w:val="center"/>
             </w:pPr>
             <w:r>
               <w:rPr>
@@ -2222,7 +2653,7 @@
           <w:p>
             <w:pPr>
               <w:pStyle w:val="Compact"/>
-              <w:jc w:val="left"/>
+              <w:jc w:val="center"/>
             </w:pPr>
             <w:r>
               <w:rPr>
@@ -2299,7 +2730,7 @@
           <w:p>
             <w:pPr>
               <w:pStyle w:val="Compact"/>
-              <w:jc w:val="left"/>
+              <w:jc w:val="center"/>
             </w:pPr>
             <w:r>
               <w:rPr>
@@ -2376,7 +2807,7 @@
           <w:p>
             <w:pPr>
               <w:pStyle w:val="Compact"/>
-              <w:jc w:val="left"/>
+              <w:jc w:val="center"/>
             </w:pPr>
             <w:r>
               <w:rPr>
@@ -2408,8 +2839,8 @@
         <w:t xml:space="preserve">R-F（C-F键太强，F⁻不是好离去基）</w:t>
       </w:r>
     </w:p>
-    <w:bookmarkEnd w:id="15"/>
-    <w:bookmarkStart w:id="16" w:name="亲核取代sn1-vs-sn2"/>
+    <w:bookmarkEnd w:id="21"/>
+    <w:bookmarkStart w:id="22" w:name="亲核取代sn1-vs-sn2"/>
     <w:p>
       <w:pPr>
         <w:pStyle w:val="Heading4"/>
@@ -2448,7 +2879,7 @@
           <w:p>
             <w:pPr>
               <w:pStyle w:val="Compact"/>
-              <w:jc w:val="left"/>
+              <w:jc w:val="center"/>
             </w:pPr>
             <w:r>
               <w:rPr>
@@ -2464,7 +2895,7 @@
           <w:p>
             <w:pPr>
               <w:pStyle w:val="Compact"/>
-              <w:jc w:val="left"/>
+              <w:jc w:val="center"/>
             </w:pPr>
             <w:r>
               <w:rPr>
@@ -2480,7 +2911,7 @@
           <w:p>
             <w:pPr>
               <w:pStyle w:val="Compact"/>
-              <w:jc w:val="left"/>
+              <w:jc w:val="center"/>
             </w:pPr>
             <w:r>
               <w:rPr>
@@ -2498,7 +2929,7 @@
           <w:p>
             <w:pPr>
               <w:pStyle w:val="Compact"/>
-              <w:jc w:val="left"/>
+              <w:jc w:val="center"/>
             </w:pPr>
             <w:r>
               <w:rPr>
@@ -2515,7 +2946,7 @@
           <w:p>
             <w:pPr>
               <w:pStyle w:val="Compact"/>
-              <w:jc w:val="left"/>
+              <w:jc w:val="center"/>
             </w:pPr>
             <w:r>
               <w:rPr>
@@ -2530,7 +2961,7 @@
           <w:p>
             <w:pPr>
               <w:pStyle w:val="Compact"/>
-              <w:jc w:val="left"/>
+              <w:jc w:val="center"/>
             </w:pPr>
             <w:r>
               <w:rPr>
@@ -2547,7 +2978,7 @@
           <w:p>
             <w:pPr>
               <w:pStyle w:val="Compact"/>
-              <w:jc w:val="left"/>
+              <w:jc w:val="center"/>
             </w:pPr>
             <w:r>
               <w:rPr>
@@ -2564,7 +2995,7 @@
           <w:p>
             <w:pPr>
               <w:pStyle w:val="Compact"/>
-              <w:jc w:val="left"/>
+              <w:jc w:val="center"/>
             </w:pPr>
             <w:r>
               <w:rPr>
@@ -2579,7 +3010,7 @@
           <w:p>
             <w:pPr>
               <w:pStyle w:val="Compact"/>
-              <w:jc w:val="left"/>
+              <w:jc w:val="center"/>
             </w:pPr>
             <w:r>
               <w:rPr>
@@ -2602,7 +3033,7 @@
           <w:p>
             <w:pPr>
               <w:pStyle w:val="Compact"/>
-              <w:jc w:val="left"/>
+              <w:jc w:val="center"/>
             </w:pPr>
             <w:r>
               <w:rPr>
@@ -2619,7 +3050,7 @@
           <w:p>
             <w:pPr>
               <w:pStyle w:val="Compact"/>
-              <w:jc w:val="left"/>
+              <w:jc w:val="center"/>
             </w:pPr>
             <w:r>
               <w:rPr>
@@ -2642,7 +3073,7 @@
           <w:p>
             <w:pPr>
               <w:pStyle w:val="Compact"/>
-              <w:jc w:val="left"/>
+              <w:jc w:val="center"/>
             </w:pPr>
             <w:r>
               <w:rPr>
@@ -2667,7 +3098,7 @@
           <w:p>
             <w:pPr>
               <w:pStyle w:val="Compact"/>
-              <w:jc w:val="left"/>
+              <w:jc w:val="center"/>
             </w:pPr>
             <w:r>
               <w:rPr>
@@ -2684,7 +3115,7 @@
           <w:p>
             <w:pPr>
               <w:pStyle w:val="Compact"/>
-              <w:jc w:val="left"/>
+              <w:jc w:val="center"/>
             </w:pPr>
             <w:r>
               <w:rPr>
@@ -2705,7 +3136,7 @@
           <w:p>
             <w:pPr>
               <w:pStyle w:val="Compact"/>
-              <w:jc w:val="left"/>
+              <w:jc w:val="center"/>
             </w:pPr>
             <w:r>
               <w:rPr>
@@ -2728,7 +3159,7 @@
           <w:p>
             <w:pPr>
               <w:pStyle w:val="Compact"/>
-              <w:jc w:val="left"/>
+              <w:jc w:val="center"/>
             </w:pPr>
             <w:r>
               <w:rPr>
@@ -2745,7 +3176,7 @@
           <w:p>
             <w:pPr>
               <w:pStyle w:val="Compact"/>
-              <w:jc w:val="left"/>
+              <w:jc w:val="center"/>
             </w:pPr>
             <w:r>
               <w:rPr>
@@ -2760,7 +3191,7 @@
           <w:p>
             <w:pPr>
               <w:pStyle w:val="Compact"/>
-              <w:jc w:val="left"/>
+              <w:jc w:val="center"/>
             </w:pPr>
             <w:r>
               <w:rPr>
@@ -2777,7 +3208,7 @@
           <w:p>
             <w:pPr>
               <w:pStyle w:val="Compact"/>
-              <w:jc w:val="left"/>
+              <w:jc w:val="center"/>
             </w:pPr>
             <w:r>
               <w:rPr>
@@ -2794,7 +3225,7 @@
           <w:p>
             <w:pPr>
               <w:pStyle w:val="Compact"/>
-              <w:jc w:val="left"/>
+              <w:jc w:val="center"/>
             </w:pPr>
             <w:r>
               <w:rPr>
@@ -2809,7 +3240,7 @@
           <w:p>
             <w:pPr>
               <w:pStyle w:val="Compact"/>
-              <w:jc w:val="left"/>
+              <w:jc w:val="center"/>
             </w:pPr>
             <w:r>
               <w:rPr>
@@ -2826,7 +3257,7 @@
           <w:p>
             <w:pPr>
               <w:pStyle w:val="Compact"/>
-              <w:jc w:val="left"/>
+              <w:jc w:val="center"/>
             </w:pPr>
             <w:r>
               <w:rPr>
@@ -2843,7 +3274,7 @@
           <w:p>
             <w:pPr>
               <w:pStyle w:val="Compact"/>
-              <w:jc w:val="left"/>
+              <w:jc w:val="center"/>
             </w:pPr>
             <w:r>
               <w:rPr>
@@ -2858,7 +3289,7 @@
           <w:p>
             <w:pPr>
               <w:pStyle w:val="Compact"/>
-              <w:jc w:val="left"/>
+              <w:jc w:val="center"/>
             </w:pPr>
             <w:r>
               <w:rPr>
@@ -2954,12 +3385,6 @@
       <w:pPr>
         <w:pStyle w:val="BlockText"/>
       </w:pPr>
-      <w:r>
-        <w:t xml:space="preserve">💡</w:t>
-      </w:r>
-      <w:r>
-        <w:t xml:space="preserve"> </w:t>
-      </w:r>
       <w:r>
         <w:rPr>
           <w:rFonts w:hint="eastAsia" w:eastAsia="SimSun" w:ascii="Times New Roman" w:hAnsi="Times New Roman"/>
@@ -3038,7 +3463,7 @@
           <w:p>
             <w:pPr>
               <w:pStyle w:val="Compact"/>
-              <w:jc w:val="left"/>
+              <w:jc w:val="center"/>
             </w:pPr>
             <w:r>
               <w:rPr>
@@ -3054,7 +3479,7 @@
           <w:p>
             <w:pPr>
               <w:pStyle w:val="Compact"/>
-              <w:jc w:val="left"/>
+              <w:jc w:val="center"/>
             </w:pPr>
             <w:r>
               <w:rPr>
@@ -3070,7 +3495,7 @@
           <w:p>
             <w:pPr>
               <w:pStyle w:val="Compact"/>
-              <w:jc w:val="left"/>
+              <w:jc w:val="center"/>
             </w:pPr>
             <w:r>
               <w:rPr>
@@ -3088,7 +3513,7 @@
           <w:p>
             <w:pPr>
               <w:pStyle w:val="Compact"/>
-              <w:jc w:val="left"/>
+              <w:jc w:val="center"/>
             </w:pPr>
             <w:r>
               <w:rPr>
@@ -3103,7 +3528,7 @@
           <w:p>
             <w:pPr>
               <w:pStyle w:val="Compact"/>
-              <w:jc w:val="left"/>
+              <w:jc w:val="center"/>
             </w:pPr>
             <w:r>
               <w:rPr>
@@ -3118,7 +3543,7 @@
           <w:p>
             <w:pPr>
               <w:pStyle w:val="Compact"/>
-              <w:jc w:val="left"/>
+              <w:jc w:val="center"/>
             </w:pPr>
             <w:r>
               <w:rPr>
@@ -3135,7 +3560,7 @@
           <w:p>
             <w:pPr>
               <w:pStyle w:val="Compact"/>
-              <w:jc w:val="left"/>
+              <w:jc w:val="center"/>
             </w:pPr>
             <w:r>
               <w:rPr>
@@ -3150,7 +3575,7 @@
           <w:p>
             <w:pPr>
               <w:pStyle w:val="Compact"/>
-              <w:jc w:val="left"/>
+              <w:jc w:val="center"/>
             </w:pPr>
             <w:r>
               <w:rPr>
@@ -3189,7 +3614,7 @@
           <w:p>
             <w:pPr>
               <w:pStyle w:val="Compact"/>
-              <w:jc w:val="left"/>
+              <w:jc w:val="center"/>
             </w:pPr>
             <w:r>
               <w:rPr>
@@ -3206,7 +3631,7 @@
           <w:p>
             <w:pPr>
               <w:pStyle w:val="Compact"/>
-              <w:jc w:val="left"/>
+              <w:jc w:val="center"/>
             </w:pPr>
             <w:r>
               <w:rPr>
@@ -3221,7 +3646,7 @@
           <w:p>
             <w:pPr>
               <w:pStyle w:val="Compact"/>
-              <w:jc w:val="left"/>
+              <w:jc w:val="center"/>
             </w:pPr>
             <w:r>
               <w:rPr>
@@ -3236,7 +3661,7 @@
           <w:p>
             <w:pPr>
               <w:pStyle w:val="Compact"/>
-              <w:jc w:val="left"/>
+              <w:jc w:val="center"/>
             </w:pPr>
             <w:r>
               <w:rPr>
@@ -3253,7 +3678,7 @@
           <w:p>
             <w:pPr>
               <w:pStyle w:val="Compact"/>
-              <w:jc w:val="left"/>
+              <w:jc w:val="center"/>
             </w:pPr>
             <w:r>
               <w:rPr>
@@ -3268,7 +3693,7 @@
           <w:p>
             <w:pPr>
               <w:pStyle w:val="Compact"/>
-              <w:jc w:val="left"/>
+              <w:jc w:val="center"/>
             </w:pPr>
             <w:r>
               <w:rPr>
@@ -3283,7 +3708,7 @@
           <w:p>
             <w:pPr>
               <w:pStyle w:val="Compact"/>
-              <w:jc w:val="left"/>
+              <w:jc w:val="center"/>
             </w:pPr>
             <w:r>
               <w:rPr>
@@ -3317,8 +3742,8 @@
         <w:t xml:space="preserve"> &gt; HS⁻ &gt; I⁻ &gt; CN⁻ &gt; OH⁻ &gt; PhO⁻ &gt; Br⁻ &gt; Cl⁻ &gt; F⁻ &gt; CH₃COO⁻</w:t>
       </w:r>
     </w:p>
-    <w:bookmarkEnd w:id="16"/>
-    <w:bookmarkStart w:id="17" w:name="消除反应e1-vs-e2"/>
+    <w:bookmarkEnd w:id="22"/>
+    <w:bookmarkStart w:id="23" w:name="消除反应e1-vs-e2"/>
     <w:p>
       <w:pPr>
         <w:pStyle w:val="Heading4"/>
@@ -3356,7 +3781,7 @@
           <w:p>
             <w:pPr>
               <w:pStyle w:val="Compact"/>
-              <w:jc w:val="left"/>
+              <w:jc w:val="center"/>
             </w:pPr>
             <w:r>
               <w:rPr>
@@ -3372,7 +3797,7 @@
           <w:p>
             <w:pPr>
               <w:pStyle w:val="Compact"/>
-              <w:jc w:val="left"/>
+              <w:jc w:val="center"/>
             </w:pPr>
             <w:r>
               <w:rPr>
@@ -3388,7 +3813,7 @@
           <w:p>
             <w:pPr>
               <w:pStyle w:val="Compact"/>
-              <w:jc w:val="left"/>
+              <w:jc w:val="center"/>
             </w:pPr>
             <w:r>
               <w:rPr>
@@ -3406,7 +3831,7 @@
           <w:p>
             <w:pPr>
               <w:pStyle w:val="Compact"/>
-              <w:jc w:val="left"/>
+              <w:jc w:val="center"/>
             </w:pPr>
             <w:r>
               <w:rPr>
@@ -3421,7 +3846,7 @@
           <w:p>
             <w:pPr>
               <w:pStyle w:val="Compact"/>
-              <w:jc w:val="left"/>
+              <w:jc w:val="center"/>
             </w:pPr>
             <w:r>
               <w:rPr>
@@ -3436,7 +3861,7 @@
           <w:p>
             <w:pPr>
               <w:pStyle w:val="Compact"/>
-              <w:jc w:val="left"/>
+              <w:jc w:val="center"/>
             </w:pPr>
             <w:r>
               <w:rPr>
@@ -3453,7 +3878,7 @@
           <w:p>
             <w:pPr>
               <w:pStyle w:val="Compact"/>
-              <w:jc w:val="left"/>
+              <w:jc w:val="center"/>
             </w:pPr>
             <w:r>
               <w:rPr>
@@ -3468,7 +3893,7 @@
           <w:p>
             <w:pPr>
               <w:pStyle w:val="Compact"/>
-              <w:jc w:val="left"/>
+              <w:jc w:val="center"/>
             </w:pPr>
             <w:r>
               <w:rPr>
@@ -3483,7 +3908,7 @@
           <w:p>
             <w:pPr>
               <w:pStyle w:val="Compact"/>
-              <w:jc w:val="left"/>
+              <w:jc w:val="center"/>
             </w:pPr>
             <w:r>
               <w:rPr>
@@ -3500,7 +3925,7 @@
           <w:p>
             <w:pPr>
               <w:pStyle w:val="Compact"/>
-              <w:jc w:val="left"/>
+              <w:jc w:val="center"/>
             </w:pPr>
             <w:r>
               <w:rPr>
@@ -3515,7 +3940,7 @@
           <w:p>
             <w:pPr>
               <w:pStyle w:val="Compact"/>
-              <w:jc w:val="left"/>
+              <w:jc w:val="center"/>
             </w:pPr>
             <w:r>
               <w:rPr>
@@ -3538,7 +3963,7 @@
           <w:p>
             <w:pPr>
               <w:pStyle w:val="Compact"/>
-              <w:jc w:val="left"/>
+              <w:jc w:val="center"/>
             </w:pPr>
             <w:r>
               <w:rPr>
@@ -3555,7 +3980,7 @@
           <w:p>
             <w:pPr>
               <w:pStyle w:val="Compact"/>
-              <w:jc w:val="left"/>
+              <w:jc w:val="center"/>
             </w:pPr>
             <w:r>
               <w:rPr>
@@ -3570,7 +3995,7 @@
           <w:p>
             <w:pPr>
               <w:pStyle w:val="Compact"/>
-              <w:jc w:val="left"/>
+              <w:jc w:val="center"/>
             </w:pPr>
             <w:r>
               <w:rPr>
@@ -3591,7 +4016,7 @@
           <w:p>
             <w:pPr>
               <w:pStyle w:val="Compact"/>
-              <w:jc w:val="left"/>
+              <w:jc w:val="center"/>
             </w:pPr>
             <w:r>
               <w:rPr>
@@ -3614,7 +4039,7 @@
           <w:p>
             <w:pPr>
               <w:pStyle w:val="Compact"/>
-              <w:jc w:val="left"/>
+              <w:jc w:val="center"/>
             </w:pPr>
             <w:r>
               <w:rPr>
@@ -3629,7 +4054,7 @@
           <w:p>
             <w:pPr>
               <w:pStyle w:val="Compact"/>
-              <w:jc w:val="left"/>
+              <w:jc w:val="center"/>
             </w:pPr>
             <w:r>
               <w:rPr>
@@ -3644,7 +4069,7 @@
           <w:p>
             <w:pPr>
               <w:pStyle w:val="Compact"/>
-              <w:jc w:val="left"/>
+              <w:jc w:val="center"/>
             </w:pPr>
             <w:r>
               <w:rPr>
@@ -3661,7 +4086,7 @@
           <w:p>
             <w:pPr>
               <w:pStyle w:val="Compact"/>
-              <w:jc w:val="left"/>
+              <w:jc w:val="center"/>
             </w:pPr>
             <w:r>
               <w:rPr>
@@ -3676,7 +4101,7 @@
           <w:p>
             <w:pPr>
               <w:pStyle w:val="Compact"/>
-              <w:jc w:val="left"/>
+              <w:jc w:val="center"/>
             </w:pPr>
             <w:r>
               <w:rPr>
@@ -3691,7 +4116,7 @@
           <w:p>
             <w:pPr>
               <w:pStyle w:val="Compact"/>
-              <w:jc w:val="left"/>
+              <w:jc w:val="center"/>
             </w:pPr>
             <w:r>
               <w:rPr>
@@ -3708,7 +4133,7 @@
           <w:p>
             <w:pPr>
               <w:pStyle w:val="Compact"/>
-              <w:jc w:val="left"/>
+              <w:jc w:val="center"/>
             </w:pPr>
             <w:r>
               <w:rPr>
@@ -3723,7 +4148,7 @@
           <w:p>
             <w:pPr>
               <w:pStyle w:val="Compact"/>
-              <w:jc w:val="left"/>
+              <w:jc w:val="center"/>
             </w:pPr>
             <w:r>
               <w:rPr>
@@ -3746,7 +4171,7 @@
           <w:p>
             <w:pPr>
               <w:pStyle w:val="Compact"/>
-              <w:jc w:val="left"/>
+              <w:jc w:val="center"/>
             </w:pPr>
             <w:r>
               <w:rPr>
@@ -3762,12 +4187,6 @@
       <w:pPr>
         <w:pStyle w:val="BlockText"/>
       </w:pPr>
-      <w:r>
-        <w:t xml:space="preserve">⚠️</w:t>
-      </w:r>
-      <w:r>
-        <w:t xml:space="preserve"> </w:t>
-      </w:r>
       <w:r>
         <w:rPr>
           <w:rFonts w:hint="eastAsia" w:eastAsia="SimSun" w:ascii="Times New Roman" w:hAnsi="Times New Roman"/>
@@ -3859,7 +4278,7 @@
           <w:p>
             <w:pPr>
               <w:pStyle w:val="Compact"/>
-              <w:jc w:val="left"/>
+              <w:jc w:val="center"/>
             </w:pPr>
             <w:r>
               <w:rPr>
@@ -3875,7 +4294,7 @@
           <w:p>
             <w:pPr>
               <w:pStyle w:val="Compact"/>
-              <w:jc w:val="left"/>
+              <w:jc w:val="center"/>
             </w:pPr>
             <w:r>
               <w:rPr>
@@ -3891,7 +4310,7 @@
           <w:p>
             <w:pPr>
               <w:pStyle w:val="Compact"/>
-              <w:jc w:val="left"/>
+              <w:jc w:val="center"/>
             </w:pPr>
             <w:r>
               <w:rPr>
@@ -3909,7 +4328,7 @@
           <w:p>
             <w:pPr>
               <w:pStyle w:val="Compact"/>
-              <w:jc w:val="left"/>
+              <w:jc w:val="center"/>
             </w:pPr>
             <w:r>
               <w:rPr>
@@ -3926,7 +4345,7 @@
           <w:p>
             <w:pPr>
               <w:pStyle w:val="Compact"/>
-              <w:jc w:val="left"/>
+              <w:jc w:val="center"/>
             </w:pPr>
             <w:r>
               <w:rPr>
@@ -3941,7 +4360,7 @@
           <w:p>
             <w:pPr>
               <w:pStyle w:val="Compact"/>
-              <w:jc w:val="left"/>
+              <w:jc w:val="center"/>
             </w:pPr>
             <w:r>
               <w:rPr>
@@ -3958,7 +4377,7 @@
           <w:p>
             <w:pPr>
               <w:pStyle w:val="Compact"/>
-              <w:jc w:val="left"/>
+              <w:jc w:val="center"/>
             </w:pPr>
             <w:r>
               <w:rPr>
@@ -3975,7 +4394,7 @@
           <w:p>
             <w:pPr>
               <w:pStyle w:val="Compact"/>
-              <w:jc w:val="left"/>
+              <w:jc w:val="center"/>
             </w:pPr>
             <w:r>
               <w:rPr>
@@ -3990,7 +4409,7 @@
           <w:p>
             <w:pPr>
               <w:pStyle w:val="Compact"/>
-              <w:jc w:val="left"/>
+              <w:jc w:val="center"/>
             </w:pPr>
             <w:r>
               <w:rPr>
@@ -4007,12 +4426,6 @@
         <w:pStyle w:val="BlockText"/>
       </w:pPr>
       <w:r>
-        <w:t xml:space="preserve">💡</w:t>
-      </w:r>
-      <w:r>
-        <w:t xml:space="preserve"> </w:t>
-      </w:r>
-      <w:r>
         <w:rPr>
           <w:rFonts w:hint="eastAsia" w:eastAsia="SimSun" w:ascii="Times New Roman" w:hAnsi="Times New Roman"/>
           <w:b/>
@@ -4045,8 +4458,8 @@
         <w:t xml:space="preserve">N(CH₃)₃（Hofmann消除热解——通过季铵碱热解得到双键取代较少的烯烃，用于合成特殊烯烃）。</w:t>
       </w:r>
     </w:p>
-    <w:bookmarkEnd w:id="17"/>
-    <w:bookmarkStart w:id="18" w:name="sn1与e1的竞争-sn2与e2的竞争"/>
+    <w:bookmarkEnd w:id="23"/>
+    <w:bookmarkStart w:id="24" w:name="sn1与e1的竞争-sn2与e2的竞争"/>
     <w:p>
       <w:pPr>
         <w:pStyle w:val="Heading4"/>
@@ -4354,12 +4767,6 @@
         <w:pStyle w:val="BlockText"/>
       </w:pPr>
       <w:r>
-        <w:t xml:space="preserve">💡</w:t>
-      </w:r>
-      <w:r>
-        <w:t xml:space="preserve"> </w:t>
-      </w:r>
-      <w:r>
         <w:rPr>
           <w:rFonts w:hint="eastAsia" w:eastAsia="SimSun" w:ascii="Times New Roman" w:hAnsi="Times New Roman"/>
           <w:b/>
@@ -4410,8 +4817,8 @@
         <w:t xml:space="preserve">消除(E1/E2)或SN1。仲卤代烃→看具体条件。</w:t>
       </w:r>
     </w:p>
-    <w:bookmarkEnd w:id="18"/>
-    <w:bookmarkStart w:id="19" w:name="卤代烃与金属的反应"/>
+    <w:bookmarkEnd w:id="24"/>
+    <w:bookmarkStart w:id="25" w:name="卤代烃与金属的反应"/>
     <w:p>
       <w:pPr>
         <w:pStyle w:val="Heading4"/>
@@ -4448,7 +4855,7 @@
           <w:p>
             <w:pPr>
               <w:pStyle w:val="Compact"/>
-              <w:jc w:val="left"/>
+              <w:jc w:val="center"/>
             </w:pPr>
             <w:r>
               <w:rPr>
@@ -4464,7 +4871,7 @@
           <w:p>
             <w:pPr>
               <w:pStyle w:val="Compact"/>
-              <w:jc w:val="left"/>
+              <w:jc w:val="center"/>
             </w:pPr>
             <w:r>
               <w:rPr>
@@ -4480,7 +4887,7 @@
           <w:p>
             <w:pPr>
               <w:pStyle w:val="Compact"/>
-              <w:jc w:val="left"/>
+              <w:jc w:val="center"/>
             </w:pPr>
             <w:r>
               <w:rPr>
@@ -4496,7 +4903,7 @@
           <w:p>
             <w:pPr>
               <w:pStyle w:val="Compact"/>
-              <w:jc w:val="left"/>
+              <w:jc w:val="center"/>
             </w:pPr>
             <w:r>
               <w:rPr>
@@ -4514,7 +4921,7 @@
           <w:p>
             <w:pPr>
               <w:pStyle w:val="Compact"/>
-              <w:jc w:val="left"/>
+              <w:jc w:val="center"/>
             </w:pPr>
             <w:r>
               <w:rPr>
@@ -4529,7 +4936,7 @@
           <w:p>
             <w:pPr>
               <w:pStyle w:val="Compact"/>
-              <w:jc w:val="left"/>
+              <w:jc w:val="center"/>
             </w:pPr>
             <w:r>
               <w:rPr>
@@ -4544,7 +4951,7 @@
           <w:p>
             <w:pPr>
               <w:pStyle w:val="Compact"/>
-              <w:jc w:val="left"/>
+              <w:jc w:val="center"/>
             </w:pPr>
             <w:r>
               <w:rPr>
@@ -4559,7 +4966,7 @@
           <w:p>
             <w:pPr>
               <w:pStyle w:val="Compact"/>
-              <w:jc w:val="left"/>
+              <w:jc w:val="center"/>
             </w:pPr>
             <w:r>
               <w:rPr>
@@ -4576,7 +4983,7 @@
           <w:p>
             <w:pPr>
               <w:pStyle w:val="Compact"/>
-              <w:jc w:val="left"/>
+              <w:jc w:val="center"/>
             </w:pPr>
             <w:r>
               <w:rPr>
@@ -4591,7 +4998,7 @@
           <w:p>
             <w:pPr>
               <w:pStyle w:val="Compact"/>
-              <w:jc w:val="left"/>
+              <w:jc w:val="center"/>
             </w:pPr>
             <w:r>
               <w:rPr>
@@ -4606,7 +5013,7 @@
           <w:p>
             <w:pPr>
               <w:pStyle w:val="Compact"/>
-              <w:jc w:val="left"/>
+              <w:jc w:val="center"/>
             </w:pPr>
             <w:r>
               <w:rPr>
@@ -4621,7 +5028,7 @@
           <w:p>
             <w:pPr>
               <w:pStyle w:val="Compact"/>
-              <w:jc w:val="left"/>
+              <w:jc w:val="center"/>
             </w:pPr>
             <w:r>
               <w:rPr>
@@ -4638,7 +5045,7 @@
           <w:p>
             <w:pPr>
               <w:pStyle w:val="Compact"/>
-              <w:jc w:val="left"/>
+              <w:jc w:val="center"/>
             </w:pPr>
             <w:r>
               <w:rPr>
@@ -4653,7 +5060,7 @@
           <w:p>
             <w:pPr>
               <w:pStyle w:val="Compact"/>
-              <w:jc w:val="left"/>
+              <w:jc w:val="center"/>
             </w:pPr>
             <w:r>
               <w:rPr>
@@ -4668,7 +5075,7 @@
           <w:p>
             <w:pPr>
               <w:pStyle w:val="Compact"/>
-              <w:jc w:val="left"/>
+              <w:jc w:val="center"/>
             </w:pPr>
             <w:r>
               <w:rPr>
@@ -4691,7 +5098,7 @@
           <w:p>
             <w:pPr>
               <w:pStyle w:val="Compact"/>
-              <w:jc w:val="left"/>
+              <w:jc w:val="center"/>
             </w:pPr>
             <w:r>
               <w:rPr>
@@ -4708,7 +5115,7 @@
           <w:p>
             <w:pPr>
               <w:pStyle w:val="Compact"/>
-              <w:jc w:val="left"/>
+              <w:jc w:val="center"/>
             </w:pPr>
             <w:r>
               <w:rPr>
@@ -4723,7 +5130,7 @@
           <w:p>
             <w:pPr>
               <w:pStyle w:val="Compact"/>
-              <w:jc w:val="left"/>
+              <w:jc w:val="center"/>
             </w:pPr>
             <w:r>
               <w:rPr>
@@ -4744,7 +5151,7 @@
           <w:p>
             <w:pPr>
               <w:pStyle w:val="Compact"/>
-              <w:jc w:val="left"/>
+              <w:jc w:val="center"/>
             </w:pPr>
             <w:r>
               <w:rPr>
@@ -4759,7 +5166,7 @@
           <w:p>
             <w:pPr>
               <w:pStyle w:val="Compact"/>
-              <w:jc w:val="left"/>
+              <w:jc w:val="center"/>
             </w:pPr>
             <w:r>
               <w:rPr>
@@ -5007,12 +5414,6 @@
         <w:pStyle w:val="BlockText"/>
       </w:pPr>
       <w:r>
-        <w:t xml:space="preserve">⚠️</w:t>
-      </w:r>
-      <w:r>
-        <w:t xml:space="preserve"> </w:t>
-      </w:r>
-      <w:r>
         <w:rPr>
           <w:rFonts w:hint="eastAsia" w:eastAsia="SimSun" w:ascii="Times New Roman" w:hAnsi="Times New Roman"/>
           <w:b/>
@@ -5099,12 +5500,6 @@
       <w:pPr>
         <w:pStyle w:val="BlockText"/>
       </w:pPr>
-      <w:r>
-        <w:t xml:space="preserve">💡</w:t>
-      </w:r>
-      <w:r>
-        <w:t xml:space="preserve"> </w:t>
-      </w:r>
       <w:r>
         <w:rPr>
           <w:rFonts w:hint="eastAsia" w:eastAsia="SimSun" w:ascii="Times New Roman" w:hAnsi="Times New Roman"/>
@@ -5127,10 +5522,10 @@
         </w:pict>
       </w:r>
     </w:p>
-    <w:bookmarkEnd w:id="19"/>
-    <w:bookmarkEnd w:id="20"/>
-    <w:bookmarkEnd w:id="21"/>
-    <w:bookmarkStart w:id="26" w:name="二规律与方法"/>
+    <w:bookmarkEnd w:id="25"/>
+    <w:bookmarkEnd w:id="26"/>
+    <w:bookmarkEnd w:id="27"/>
+    <w:bookmarkStart w:id="32" w:name="二规律与方法"/>
     <w:p>
       <w:pPr>
         <w:pStyle w:val="Heading2"/>
@@ -5142,7 +5537,7 @@
         <w:t xml:space="preserve">二、规律与方法</w:t>
       </w:r>
     </w:p>
-    <w:bookmarkStart w:id="22" w:name="核心比较表"/>
+    <w:bookmarkStart w:id="28" w:name="核心比较表"/>
     <w:p>
       <w:pPr>
         <w:pStyle w:val="Heading3"/>
@@ -5177,7 +5572,7 @@
           <w:p>
             <w:pPr>
               <w:pStyle w:val="Compact"/>
-              <w:jc w:val="left"/>
+              <w:jc w:val="center"/>
             </w:pPr>
             <w:r>
               <w:rPr>
@@ -5193,7 +5588,7 @@
           <w:p>
             <w:pPr>
               <w:pStyle w:val="Compact"/>
-              <w:jc w:val="left"/>
+              <w:jc w:val="center"/>
             </w:pPr>
             <w:r>
               <w:rPr>
@@ -5209,7 +5604,7 @@
           <w:p>
             <w:pPr>
               <w:pStyle w:val="Compact"/>
-              <w:jc w:val="left"/>
+              <w:jc w:val="center"/>
             </w:pPr>
             <w:r>
               <w:rPr>
@@ -5227,7 +5622,7 @@
           <w:p>
             <w:pPr>
               <w:pStyle w:val="Compact"/>
-              <w:jc w:val="left"/>
+              <w:jc w:val="center"/>
             </w:pPr>
             <w:r>
               <w:rPr>
@@ -5242,7 +5637,7 @@
           <w:p>
             <w:pPr>
               <w:pStyle w:val="Compact"/>
-              <w:jc w:val="left"/>
+              <w:jc w:val="center"/>
             </w:pPr>
             <w:r>
               <w:rPr>
@@ -5257,7 +5652,7 @@
           <w:p>
             <w:pPr>
               <w:pStyle w:val="Compact"/>
-              <w:jc w:val="left"/>
+              <w:jc w:val="center"/>
             </w:pPr>
             <w:r>
               <w:rPr>
@@ -5274,7 +5669,7 @@
           <w:p>
             <w:pPr>
               <w:pStyle w:val="Compact"/>
-              <w:jc w:val="left"/>
+              <w:jc w:val="center"/>
             </w:pPr>
             <w:r>
               <w:rPr>
@@ -5289,7 +5684,7 @@
           <w:p>
             <w:pPr>
               <w:pStyle w:val="Compact"/>
-              <w:jc w:val="left"/>
+              <w:jc w:val="center"/>
             </w:pPr>
             <w:r>
               <w:rPr>
@@ -5304,7 +5699,7 @@
           <w:p>
             <w:pPr>
               <w:pStyle w:val="Compact"/>
-              <w:jc w:val="left"/>
+              <w:jc w:val="center"/>
             </w:pPr>
             <w:r>
               <w:rPr>
@@ -5333,7 +5728,7 @@
           <w:p>
             <w:pPr>
               <w:pStyle w:val="Compact"/>
-              <w:jc w:val="left"/>
+              <w:jc w:val="center"/>
             </w:pPr>
             <w:r>
               <w:rPr>
@@ -5348,7 +5743,7 @@
           <w:p>
             <w:pPr>
               <w:pStyle w:val="Compact"/>
-              <w:jc w:val="left"/>
+              <w:jc w:val="center"/>
             </w:pPr>
             <w:r>
               <w:rPr>
@@ -5363,7 +5758,7 @@
           <w:p>
             <w:pPr>
               <w:pStyle w:val="Compact"/>
-              <w:jc w:val="left"/>
+              <w:jc w:val="center"/>
             </w:pPr>
             <w:r>
               <w:rPr>
@@ -5380,7 +5775,7 @@
           <w:p>
             <w:pPr>
               <w:pStyle w:val="Compact"/>
-              <w:jc w:val="left"/>
+              <w:jc w:val="center"/>
             </w:pPr>
             <w:r>
               <w:rPr>
@@ -5395,7 +5790,7 @@
           <w:p>
             <w:pPr>
               <w:pStyle w:val="Compact"/>
-              <w:jc w:val="left"/>
+              <w:jc w:val="center"/>
             </w:pPr>
             <w:r>
               <w:rPr>
@@ -5410,7 +5805,7 @@
           <w:p>
             <w:pPr>
               <w:pStyle w:val="Compact"/>
-              <w:jc w:val="left"/>
+              <w:jc w:val="center"/>
             </w:pPr>
             <w:r>
               <w:rPr>
@@ -5422,8 +5817,8 @@
         </w:tc>
       </w:tr>
     </w:tbl>
-    <w:bookmarkEnd w:id="22"/>
-    <w:bookmarkStart w:id="23" w:name="常见易错点"/>
+    <w:bookmarkEnd w:id="28"/>
+    <w:bookmarkStart w:id="29" w:name="常见易错点"/>
     <w:p>
       <w:pPr>
         <w:pStyle w:val="Heading3"/>
@@ -5442,12 +5837,6 @@
       <w:pPr>
         <w:pStyle w:val="BlockText"/>
       </w:pPr>
-      <w:r>
-        <w:t xml:space="preserve">⚠️</w:t>
-      </w:r>
-      <w:r>
-        <w:t xml:space="preserve"> </w:t>
-      </w:r>
       <w:r>
         <w:rPr>
           <w:rFonts w:hint="eastAsia" w:eastAsia="SimSun" w:ascii="Times New Roman" w:hAnsi="Times New Roman"/>
@@ -5482,12 +5871,6 @@
         <w:pStyle w:val="BlockText"/>
       </w:pPr>
       <w:r>
-        <w:t xml:space="preserve">⚠️</w:t>
-      </w:r>
-      <w:r>
-        <w:t xml:space="preserve"> </w:t>
-      </w:r>
-      <w:r>
         <w:rPr>
           <w:rFonts w:hint="eastAsia" w:eastAsia="SimSun" w:ascii="Times New Roman" w:hAnsi="Times New Roman"/>
           <w:b/>
@@ -5521,12 +5904,6 @@
         <w:pStyle w:val="BlockText"/>
       </w:pPr>
       <w:r>
-        <w:t xml:space="preserve">⚠️</w:t>
-      </w:r>
-      <w:r>
-        <w:t xml:space="preserve"> </w:t>
-      </w:r>
-      <w:r>
         <w:rPr>
           <w:rFonts w:hint="eastAsia" w:eastAsia="SimSun" w:ascii="Times New Roman" w:hAnsi="Times New Roman"/>
           <w:b/>
@@ -5575,8 +5952,8 @@
         <w:t xml:space="preserve">Hofmann产物(少取代的烯烃，因大体积碱无法接近取代多的β-H)。</w:t>
       </w:r>
     </w:p>
-    <w:bookmarkEnd w:id="23"/>
-    <w:bookmarkStart w:id="24" w:name="方法技巧"/>
+    <w:bookmarkEnd w:id="29"/>
+    <w:bookmarkStart w:id="30" w:name="方法技巧"/>
     <w:p>
       <w:pPr>
         <w:pStyle w:val="Heading3"/>
@@ -5595,12 +5972,6 @@
       <w:pPr>
         <w:pStyle w:val="BlockText"/>
       </w:pPr>
-      <w:r>
-        <w:t xml:space="preserve">💡</w:t>
-      </w:r>
-      <w:r>
-        <w:t xml:space="preserve"> </w:t>
-      </w:r>
       <w:r>
         <w:rPr>
           <w:rFonts w:hint="eastAsia" w:eastAsia="SimSun" w:ascii="Times New Roman" w:hAnsi="Times New Roman"/>
@@ -5719,8 +6090,8 @@
         </w:pict>
       </w:r>
     </w:p>
-    <w:bookmarkEnd w:id="24"/>
-    <w:bookmarkStart w:id="25" w:name="竞赛深化来自化学竞赛初赛讲义"/>
+    <w:bookmarkEnd w:id="30"/>
+    <w:bookmarkStart w:id="31" w:name="竞赛深化来自化学竞赛初赛讲义"/>
     <w:p>
       <w:pPr>
         <w:pStyle w:val="Heading3"/>
@@ -6000,9 +6371,9 @@
         </w:pict>
       </w:r>
     </w:p>
-    <w:bookmarkEnd w:id="25"/>
-    <w:bookmarkEnd w:id="26"/>
-    <w:bookmarkStart w:id="32" w:name="三典型例题"/>
+    <w:bookmarkEnd w:id="31"/>
+    <w:bookmarkEnd w:id="32"/>
+    <w:bookmarkStart w:id="38" w:name="三典型例题"/>
     <w:p>
       <w:pPr>
         <w:pStyle w:val="Heading2"/>
@@ -6014,7 +6385,7 @@
         <w:t xml:space="preserve">三、典型例题</w:t>
       </w:r>
     </w:p>
-    <w:bookmarkStart w:id="27" w:name="例1-芳香亲电取代定位效应"/>
+    <w:bookmarkStart w:id="33" w:name="例1-芳香亲电取代定位效应"/>
     <w:p>
       <w:pPr>
         <w:pStyle w:val="Heading3"/>
@@ -6154,8 +6525,8 @@
         <w:t xml:space="preserve">间硝基甲苯(~7%)</w:t>
       </w:r>
     </w:p>
-    <w:bookmarkEnd w:id="27"/>
-    <w:bookmarkStart w:id="28" w:name="例2-sn2立体化学"/>
+    <w:bookmarkEnd w:id="33"/>
+    <w:bookmarkStart w:id="34" w:name="例2-sn2立体化学"/>
     <w:p>
       <w:pPr>
         <w:pStyle w:val="Heading3"/>
@@ -6329,8 +6700,8 @@
         <w:t xml:space="preserve">：(S)-2-丁醇，光学活性（若为SN1则部分外消旋化）。</w:t>
       </w:r>
     </w:p>
-    <w:bookmarkEnd w:id="28"/>
-    <w:bookmarkStart w:id="29" w:name="例3-sn1-vs-sn2"/>
+    <w:bookmarkEnd w:id="34"/>
+    <w:bookmarkStart w:id="35" w:name="例3-sn1-vs-sn2"/>
     <w:p>
       <w:pPr>
         <w:pStyle w:val="Heading3"/>
@@ -6484,8 +6855,8 @@
         <w:t xml:space="preserve"> &gt; CH₃CH₂Br ≈ CH₃CH₂CH₂Br &gt;&gt; CH₂=CHBr</w:t>
       </w:r>
     </w:p>
-    <w:bookmarkEnd w:id="29"/>
-    <w:bookmarkStart w:id="30" w:name="例4-消除反应的区域选择性"/>
+    <w:bookmarkEnd w:id="35"/>
+    <w:bookmarkStart w:id="36" w:name="例4-消除反应的区域选择性"/>
     <w:p>
       <w:pPr>
         <w:pStyle w:val="Heading3"/>
@@ -6724,8 +7095,8 @@
         <w:t xml:space="preserve">2-甲基-1-丁烯为主。</w:t>
       </w:r>
     </w:p>
-    <w:bookmarkEnd w:id="30"/>
-    <w:bookmarkStart w:id="31" w:name="例5-grignard试剂的合成路线设计"/>
+    <w:bookmarkEnd w:id="36"/>
+    <w:bookmarkStart w:id="37" w:name="例5-grignard试剂的合成路线设计"/>
     <w:p>
       <w:pPr>
         <w:pStyle w:val="Heading3"/>
@@ -7064,9 +7435,9 @@
         </w:pict>
       </w:r>
     </w:p>
-    <w:bookmarkEnd w:id="31"/>
-    <w:bookmarkEnd w:id="32"/>
-    <w:bookmarkStart w:id="33" w:name="四拓展与联系"/>
+    <w:bookmarkEnd w:id="37"/>
+    <w:bookmarkEnd w:id="38"/>
+    <w:bookmarkStart w:id="39" w:name="四拓展与联系"/>
     <w:p>
       <w:pPr>
         <w:pStyle w:val="Heading2"/>
@@ -7157,8 +7528,8 @@
         </w:pict>
       </w:r>
     </w:p>
-    <w:bookmarkEnd w:id="33"/>
-    <w:bookmarkStart w:id="34" w:name="五本节总结速查"/>
+    <w:bookmarkEnd w:id="39"/>
+    <w:bookmarkStart w:id="40" w:name="五本节总结速查"/>
     <w:p>
       <w:pPr>
         <w:pStyle w:val="Heading2"/>
@@ -7192,7 +7563,7 @@
           <w:p>
             <w:pPr>
               <w:pStyle w:val="Compact"/>
-              <w:jc w:val="left"/>
+              <w:jc w:val="center"/>
             </w:pPr>
             <w:r>
               <w:rPr>
@@ -7208,7 +7579,7 @@
           <w:p>
             <w:pPr>
               <w:pStyle w:val="Compact"/>
-              <w:jc w:val="left"/>
+              <w:jc w:val="center"/>
             </w:pPr>
             <w:r>
               <w:rPr>
@@ -7224,7 +7595,7 @@
           <w:p>
             <w:pPr>
               <w:pStyle w:val="Compact"/>
-              <w:jc w:val="left"/>
+              <w:jc w:val="center"/>
             </w:pPr>
             <w:r>
               <w:rPr>
@@ -7256,7 +7627,7 @@
           <w:p>
             <w:pPr>
               <w:pStyle w:val="Compact"/>
-              <w:jc w:val="left"/>
+              <w:jc w:val="center"/>
             </w:pPr>
             <w:r>
               <w:rPr>
@@ -7274,7 +7645,7 @@
           <w:p>
             <w:pPr>
               <w:pStyle w:val="Compact"/>
-              <w:jc w:val="left"/>
+              <w:jc w:val="center"/>
             </w:pPr>
             <w:r>
               <w:rPr>
@@ -7289,7 +7660,7 @@
           <w:p>
             <w:pPr>
               <w:pStyle w:val="Compact"/>
-              <w:jc w:val="left"/>
+              <w:jc w:val="center"/>
             </w:pPr>
             <w:r>
               <w:rPr>
@@ -7304,7 +7675,7 @@
           <w:p>
             <w:pPr>
               <w:pStyle w:val="Compact"/>
-              <w:jc w:val="left"/>
+              <w:jc w:val="center"/>
             </w:pPr>
             <w:r>
               <w:rPr>
@@ -7334,7 +7705,7 @@
           <w:p>
             <w:pPr>
               <w:pStyle w:val="Compact"/>
-              <w:jc w:val="left"/>
+              <w:jc w:val="center"/>
             </w:pPr>
             <w:r>
               <w:rPr>
@@ -7351,7 +7722,7 @@
           <w:p>
             <w:pPr>
               <w:pStyle w:val="Compact"/>
-              <w:jc w:val="left"/>
+              <w:jc w:val="center"/>
             </w:pPr>
             <w:r>
               <w:rPr>
@@ -7366,7 +7737,7 @@
           <w:p>
             <w:pPr>
               <w:pStyle w:val="Compact"/>
-              <w:jc w:val="left"/>
+              <w:jc w:val="center"/>
             </w:pPr>
             <w:r>
               <w:rPr>
@@ -7381,7 +7752,7 @@
           <w:p>
             <w:pPr>
               <w:pStyle w:val="Compact"/>
-              <w:jc w:val="left"/>
+              <w:jc w:val="center"/>
             </w:pPr>
             <w:r>
               <w:rPr>
@@ -7411,7 +7782,7 @@
           <w:p>
             <w:pPr>
               <w:pStyle w:val="Compact"/>
-              <w:jc w:val="left"/>
+              <w:jc w:val="center"/>
             </w:pPr>
             <w:r>
               <w:rPr>
@@ -7428,7 +7799,7 @@
           <w:p>
             <w:pPr>
               <w:pStyle w:val="Compact"/>
-              <w:jc w:val="left"/>
+              <w:jc w:val="center"/>
             </w:pPr>
             <w:r>
               <w:rPr>
@@ -7443,7 +7814,7 @@
           <w:p>
             <w:pPr>
               <w:pStyle w:val="Compact"/>
-              <w:jc w:val="left"/>
+              <w:jc w:val="center"/>
             </w:pPr>
             <w:r>
               <w:rPr>
@@ -7458,7 +7829,7 @@
           <w:p>
             <w:pPr>
               <w:pStyle w:val="Compact"/>
-              <w:jc w:val="left"/>
+              <w:jc w:val="center"/>
             </w:pPr>
             <w:r>
               <w:rPr>
@@ -7488,7 +7859,7 @@
           <w:p>
             <w:pPr>
               <w:pStyle w:val="Compact"/>
-              <w:jc w:val="left"/>
+              <w:jc w:val="center"/>
             </w:pPr>
             <w:r>
               <w:rPr>
@@ -7505,7 +7876,7 @@
           <w:p>
             <w:pPr>
               <w:pStyle w:val="Compact"/>
-              <w:jc w:val="left"/>
+              <w:jc w:val="center"/>
             </w:pPr>
             <w:r>
               <w:rPr>
@@ -7520,7 +7891,7 @@
           <w:p>
             <w:pPr>
               <w:pStyle w:val="Compact"/>
-              <w:jc w:val="left"/>
+              <w:jc w:val="center"/>
             </w:pPr>
             <w:r>
               <w:rPr>
@@ -7541,7 +7912,7 @@
           <w:p>
             <w:pPr>
               <w:pStyle w:val="Compact"/>
-              <w:jc w:val="left"/>
+              <w:jc w:val="center"/>
             </w:pPr>
             <w:r>
               <w:rPr>
@@ -7571,7 +7942,7 @@
           <w:p>
             <w:pPr>
               <w:pStyle w:val="Compact"/>
-              <w:jc w:val="left"/>
+              <w:jc w:val="center"/>
             </w:pPr>
             <w:r>
               <w:rPr>
@@ -7588,7 +7959,7 @@
           <w:p>
             <w:pPr>
               <w:pStyle w:val="Compact"/>
-              <w:jc w:val="left"/>
+              <w:jc w:val="center"/>
             </w:pPr>
             <w:r>
               <w:rPr>
@@ -7603,7 +7974,7 @@
           <w:p>
             <w:pPr>
               <w:pStyle w:val="Compact"/>
-              <w:jc w:val="left"/>
+              <w:jc w:val="center"/>
             </w:pPr>
             <w:r>
               <w:rPr>
@@ -7618,7 +7989,7 @@
           <w:p>
             <w:pPr>
               <w:pStyle w:val="Compact"/>
-              <w:jc w:val="left"/>
+              <w:jc w:val="center"/>
             </w:pPr>
             <w:r>
               <w:rPr>
@@ -7648,7 +8019,7 @@
           <w:p>
             <w:pPr>
               <w:pStyle w:val="Compact"/>
-              <w:jc w:val="left"/>
+              <w:jc w:val="center"/>
             </w:pPr>
             <w:r>
               <w:rPr>
@@ -7665,7 +8036,7 @@
           <w:p>
             <w:pPr>
               <w:pStyle w:val="Compact"/>
-              <w:jc w:val="left"/>
+              <w:jc w:val="center"/>
             </w:pPr>
             <w:r>
               <w:rPr>
@@ -7680,7 +8051,7 @@
           <w:p>
             <w:pPr>
               <w:pStyle w:val="Compact"/>
-              <w:jc w:val="left"/>
+              <w:jc w:val="center"/>
             </w:pPr>
             <w:r>
               <w:rPr>
@@ -7701,7 +8072,7 @@
           <w:p>
             <w:pPr>
               <w:pStyle w:val="Compact"/>
-              <w:jc w:val="left"/>
+              <w:jc w:val="center"/>
             </w:pPr>
             <w:r>
               <w:rPr>
@@ -7731,7 +8102,7 @@
           <w:p>
             <w:pPr>
               <w:pStyle w:val="Compact"/>
-              <w:jc w:val="left"/>
+              <w:jc w:val="center"/>
             </w:pPr>
             <w:r>
               <w:rPr>
@@ -7748,7 +8119,7 @@
           <w:p>
             <w:pPr>
               <w:pStyle w:val="Compact"/>
-              <w:jc w:val="left"/>
+              <w:jc w:val="center"/>
             </w:pPr>
             <w:r>
               <w:rPr>
@@ -7763,7 +8134,7 @@
           <w:p>
             <w:pPr>
               <w:pStyle w:val="Compact"/>
-              <w:jc w:val="left"/>
+              <w:jc w:val="center"/>
             </w:pPr>
             <w:r>
               <w:rPr>
@@ -7778,7 +8149,7 @@
           <w:p>
             <w:pPr>
               <w:pStyle w:val="Compact"/>
-              <w:jc w:val="left"/>
+              <w:jc w:val="center"/>
             </w:pPr>
             <w:r>
               <w:rPr>
@@ -7808,7 +8179,7 @@
           <w:p>
             <w:pPr>
               <w:pStyle w:val="Compact"/>
-              <w:jc w:val="left"/>
+              <w:jc w:val="center"/>
             </w:pPr>
             <w:r>
               <w:rPr>
@@ -7827,8 +8198,8 @@
         </w:pict>
       </w:r>
     </w:p>
-    <w:bookmarkEnd w:id="34"/>
-    <w:bookmarkStart w:id="38" w:name="六练习题"/>
+    <w:bookmarkEnd w:id="40"/>
+    <w:bookmarkStart w:id="44" w:name="六练习题"/>
     <w:p>
       <w:pPr>
         <w:pStyle w:val="Heading2"/>
@@ -7840,7 +8211,7 @@
         <w:t xml:space="preserve">六、练习题</w:t>
       </w:r>
     </w:p>
-    <w:bookmarkStart w:id="35" w:name="基础巩固"/>
+    <w:bookmarkStart w:id="41" w:name="基础巩固"/>
     <w:p>
       <w:pPr>
         <w:pStyle w:val="Heading3"/>
@@ -7915,8 +8286,8 @@
         <w:t xml:space="preserve">写出从溴乙烷制备Grignard试剂的条件。</w:t>
       </w:r>
     </w:p>
-    <w:bookmarkEnd w:id="35"/>
-    <w:bookmarkStart w:id="36" w:name="提高训练"/>
+    <w:bookmarkEnd w:id="41"/>
+    <w:bookmarkStart w:id="42" w:name="提高训练"/>
     <w:p>
       <w:pPr>
         <w:pStyle w:val="Heading3"/>
@@ -7991,8 +8362,8 @@
         <w:t xml:space="preserve">2-溴丁烷在KOH/EtOH中加热消除，预测Saytzeff产物和Hofmann产物。</w:t>
       </w:r>
     </w:p>
-    <w:bookmarkEnd w:id="36"/>
-    <w:bookmarkStart w:id="37" w:name="挑战"/>
+    <w:bookmarkEnd w:id="42"/>
+    <w:bookmarkStart w:id="43" w:name="挑战"/>
     <w:p>
       <w:pPr>
         <w:pStyle w:val="Heading3"/>
@@ -8037,9 +8408,9 @@
         <w:t xml:space="preserve">某化合物A(C₅H₁₁Br)，在KOH/EtOH中加热得B(C₅H₁₀)。B经臭氧化得CH₃CHO和(CH₃)₂CO。B经HBr/过氧化物处理得A的异构体C。写出A、B、C的结构并解释。</w:t>
       </w:r>
     </w:p>
-    <w:bookmarkEnd w:id="37"/>
-    <w:bookmarkEnd w:id="38"/>
-    <w:bookmarkEnd w:id="39"/>
+    <w:bookmarkEnd w:id="43"/>
+    <w:bookmarkEnd w:id="44"/>
+    <w:bookmarkEnd w:id="45"/>
     <w:sectPr>
       <w:footerReference w:type="default" r:id="rId9"/>
       <w:footnotePr>

--- a/06-学生侧材料/讲义/2026-06-23-芳香烃与卤代烃.docx
+++ b/06-学生侧材料/讲义/2026-06-23-芳香烃与卤代烃.docx
@@ -901,8 +901,15 @@
     </w:tbl>
     <w:p>
       <w:pPr>
-        <w:pStyle w:val="BlockText"/>
-      </w:pPr>
+        <w:pStyle w:val="BodyText"/>
+      </w:pPr>
+      <w:r>
+        <w:rPr>
+          <w:b/>
+          <w:bCs/>
+        </w:rPr>
+        <w:t xml:space="preserve">💡 </w:t>
+      </w:r>
       <w:r>
         <w:rPr>
           <w:rFonts w:hint="eastAsia" w:eastAsia="SimSun" w:ascii="Times New Roman" w:hAnsi="Times New Roman"/>
@@ -1642,8 +1649,14 @@
     </w:tbl>
     <w:p>
       <w:pPr>
-        <w:pStyle w:val="BlockText"/>
-      </w:pPr>
+        <w:pStyle w:val="BodyText"/>
+      </w:pPr>
+      <w:r>
+        <w:t xml:space="preserve">⚠️</w:t>
+      </w:r>
+      <w:r>
+        <w:t xml:space="preserve"> </w:t>
+      </w:r>
       <w:r>
         <w:rPr>
           <w:rFonts w:hint="eastAsia" w:eastAsia="SimSun" w:ascii="Times New Roman" w:hAnsi="Times New Roman"/>
@@ -2009,8 +2022,14 @@
     </w:tbl>
     <w:p>
       <w:pPr>
-        <w:pStyle w:val="BlockText"/>
-      </w:pPr>
+        <w:pStyle w:val="BodyText"/>
+      </w:pPr>
+      <w:r>
+        <w:t xml:space="preserve">⚠️</w:t>
+      </w:r>
+      <w:r>
+        <w:t xml:space="preserve"> </w:t>
+      </w:r>
       <w:r>
         <w:rPr>
           <w:rFonts w:hint="eastAsia" w:eastAsia="SimSun" w:ascii="Times New Roman" w:hAnsi="Times New Roman"/>
@@ -2036,7 +2055,7 @@
     </w:p>
     <w:p>
       <w:pPr>
-        <w:pStyle w:val="FirstParagraph"/>
+        <w:pStyle w:val="BodyText"/>
       </w:pPr>
       <w:r>
         <w:rPr>
@@ -2336,8 +2355,15 @@
     </w:tbl>
     <w:p>
       <w:pPr>
-        <w:pStyle w:val="BlockText"/>
-      </w:pPr>
+        <w:pStyle w:val="BodyText"/>
+      </w:pPr>
+      <w:r>
+        <w:rPr>
+          <w:b/>
+          <w:bCs/>
+        </w:rPr>
+        <w:t xml:space="preserve">💡 </w:t>
+      </w:r>
       <w:r>
         <w:rPr>
           <w:rFonts w:hint="eastAsia" w:eastAsia="SimSun" w:ascii="Times New Roman" w:hAnsi="Times New Roman"/>
@@ -3383,14 +3409,21 @@
     </w:p>
     <w:p>
       <w:pPr>
-        <w:pStyle w:val="BlockText"/>
-      </w:pPr>
-      <w:r>
-        <w:rPr>
-          <w:rFonts w:hint="eastAsia" w:eastAsia="SimSun" w:ascii="Times New Roman" w:hAnsi="Times New Roman"/>
+        <w:pStyle w:val="FirstParagraph"/>
+      </w:pPr>
+      <w:r>
+        <w:rPr>
           <w:b/>
           <w:bCs/>
         </w:rPr>
+        <w:t xml:space="preserve">💡 </w:t>
+      </w:r>
+      <w:r>
+        <w:rPr>
+          <w:rFonts w:hint="eastAsia" w:eastAsia="SimSun" w:ascii="Times New Roman" w:hAnsi="Times New Roman"/>
+          <w:b/>
+          <w:bCs/>
+        </w:rPr>
         <w:t xml:space="preserve">竞赛口诀</w:t>
       </w:r>
       <w:r>
@@ -3408,7 +3441,7 @@
     </w:p>
     <w:p>
       <w:pPr>
-        <w:pStyle w:val="FirstParagraph"/>
+        <w:pStyle w:val="BodyText"/>
       </w:pPr>
       <w:r>
         <w:rPr>
@@ -4185,8 +4218,14 @@
     </w:tbl>
     <w:p>
       <w:pPr>
-        <w:pStyle w:val="BlockText"/>
-      </w:pPr>
+        <w:pStyle w:val="BodyText"/>
+      </w:pPr>
+      <w:r>
+        <w:t xml:space="preserve">⚠️</w:t>
+      </w:r>
+      <w:r>
+        <w:t xml:space="preserve"> </w:t>
+      </w:r>
       <w:r>
         <w:rPr>
           <w:rFonts w:hint="eastAsia" w:eastAsia="SimSun" w:ascii="Times New Roman" w:hAnsi="Times New Roman"/>
@@ -4240,7 +4279,7 @@
     </w:p>
     <w:p>
       <w:pPr>
-        <w:pStyle w:val="FirstParagraph"/>
+        <w:pStyle w:val="BodyText"/>
       </w:pPr>
       <w:r>
         <w:rPr>
@@ -4423,14 +4462,21 @@
     </w:tbl>
     <w:p>
       <w:pPr>
-        <w:pStyle w:val="BlockText"/>
-      </w:pPr>
-      <w:r>
-        <w:rPr>
-          <w:rFonts w:hint="eastAsia" w:eastAsia="SimSun" w:ascii="Times New Roman" w:hAnsi="Times New Roman"/>
+        <w:pStyle w:val="BodyText"/>
+      </w:pPr>
+      <w:r>
+        <w:rPr>
           <w:b/>
           <w:bCs/>
         </w:rPr>
+        <w:t xml:space="preserve">💡 </w:t>
+      </w:r>
+      <w:r>
+        <w:rPr>
+          <w:rFonts w:hint="eastAsia" w:eastAsia="SimSun" w:ascii="Times New Roman" w:hAnsi="Times New Roman"/>
+          <w:b/>
+          <w:bCs/>
+        </w:rPr>
         <w:t xml:space="preserve">竞赛拓展</w:t>
       </w:r>
       <w:r>
@@ -4764,8 +4810,15 @@
     </w:p>
     <w:p>
       <w:pPr>
-        <w:pStyle w:val="BlockText"/>
-      </w:pPr>
+        <w:pStyle w:val="BodyText"/>
+      </w:pPr>
+      <w:r>
+        <w:rPr>
+          <w:b/>
+          <w:bCs/>
+        </w:rPr>
+        <w:t xml:space="preserve">💡 </w:t>
+      </w:r>
       <w:r>
         <w:rPr>
           <w:rFonts w:hint="eastAsia" w:eastAsia="SimSun" w:ascii="Times New Roman" w:hAnsi="Times New Roman"/>
@@ -5411,8 +5464,14 @@
     </w:p>
     <w:p>
       <w:pPr>
-        <w:pStyle w:val="BlockText"/>
-      </w:pPr>
+        <w:pStyle w:val="FirstParagraph"/>
+      </w:pPr>
+      <w:r>
+        <w:t xml:space="preserve">⚠️</w:t>
+      </w:r>
+      <w:r>
+        <w:t xml:space="preserve"> </w:t>
+      </w:r>
       <w:r>
         <w:rPr>
           <w:rFonts w:hint="eastAsia" w:eastAsia="SimSun" w:ascii="Times New Roman" w:hAnsi="Times New Roman"/>
@@ -5430,7 +5489,7 @@
     </w:p>
     <w:p>
       <w:pPr>
-        <w:pStyle w:val="FirstParagraph"/>
+        <w:pStyle w:val="BodyText"/>
       </w:pPr>
       <w:r>
         <w:rPr>
@@ -5498,8 +5557,15 @@
     </w:p>
     <w:p>
       <w:pPr>
-        <w:pStyle w:val="BlockText"/>
-      </w:pPr>
+        <w:pStyle w:val="BodyText"/>
+      </w:pPr>
+      <w:r>
+        <w:rPr>
+          <w:b/>
+          <w:bCs/>
+        </w:rPr>
+        <w:t xml:space="preserve">💡 </w:t>
+      </w:r>
       <w:r>
         <w:rPr>
           <w:rFonts w:hint="eastAsia" w:eastAsia="SimSun" w:ascii="Times New Roman" w:hAnsi="Times New Roman"/>
@@ -5835,8 +5901,14 @@
     </w:p>
     <w:p>
       <w:pPr>
-        <w:pStyle w:val="BlockText"/>
-      </w:pPr>
+        <w:pStyle w:val="FirstParagraph"/>
+      </w:pPr>
+      <w:r>
+        <w:t xml:space="preserve">⚠️</w:t>
+      </w:r>
+      <w:r>
+        <w:t xml:space="preserve"> </w:t>
+      </w:r>
       <w:r>
         <w:rPr>
           <w:rFonts w:hint="eastAsia" w:eastAsia="SimSun" w:ascii="Times New Roman" w:hAnsi="Times New Roman"/>
@@ -5868,8 +5940,14 @@
     </w:p>
     <w:p>
       <w:pPr>
-        <w:pStyle w:val="BlockText"/>
-      </w:pPr>
+        <w:pStyle w:val="BodyText"/>
+      </w:pPr>
+      <w:r>
+        <w:t xml:space="preserve">⚠️</w:t>
+      </w:r>
+      <w:r>
+        <w:t xml:space="preserve"> </w:t>
+      </w:r>
       <w:r>
         <w:rPr>
           <w:rFonts w:hint="eastAsia" w:eastAsia="SimSun" w:ascii="Times New Roman" w:hAnsi="Times New Roman"/>
@@ -5901,8 +5979,14 @@
     </w:p>
     <w:p>
       <w:pPr>
-        <w:pStyle w:val="BlockText"/>
-      </w:pPr>
+        <w:pStyle w:val="BodyText"/>
+      </w:pPr>
+      <w:r>
+        <w:t xml:space="preserve">⚠️</w:t>
+      </w:r>
+      <w:r>
+        <w:t xml:space="preserve"> </w:t>
+      </w:r>
       <w:r>
         <w:rPr>
           <w:rFonts w:hint="eastAsia" w:eastAsia="SimSun" w:ascii="Times New Roman" w:hAnsi="Times New Roman"/>
@@ -5970,8 +6054,15 @@
     </w:p>
     <w:p>
       <w:pPr>
-        <w:pStyle w:val="BlockText"/>
-      </w:pPr>
+        <w:pStyle w:val="FirstParagraph"/>
+      </w:pPr>
+      <w:r>
+        <w:rPr>
+          <w:b/>
+          <w:bCs/>
+        </w:rPr>
+        <w:t xml:space="preserve">💡 </w:t>
+      </w:r>
       <w:r>
         <w:rPr>
           <w:rFonts w:hint="eastAsia" w:eastAsia="SimSun" w:ascii="Times New Roman" w:hAnsi="Times New Roman"/>
